--- a/docs/Turkije reisschema.docx
+++ b/docs/Turkije reisschema.docx
@@ -28,7 +28,7 @@
           <w:color w:val="2E6DA4"/>
           <w:sz w:val="24"/>
         </w:rPr>
-        <w:t>maandag 28 september  –  dinsdag 13 oktober  ·  2 personen</w:t>
+        <w:t>maandag 28 september  –  dinsdag 13 oktober 2026  ·  2 personen</w:t>
       </w:r>
     </w:p>
     <w:p>
@@ -43,12 +43,12 @@
           <w:color w:val="E87D1E"/>
           <w:sz w:val="20"/>
         </w:rPr>
-        <w:t>Istanbul · Cappadocië · Konya · Pamukkale · Efeze · Ölüdeniz · Kaş · Antalya</w:t>
+        <w:t>Istanbul · Cappadocië · Konya · Pamukkale · Fethiye · Kaş · Antalya</w:t>
       </w:r>
     </w:p>
     <w:p>
       <w:pPr>
-        <w:spacing w:before="280" w:after="120"/>
+        <w:spacing w:before="0" w:after="120"/>
       </w:pPr>
       <w:r>
         <w:rPr>
@@ -57,7 +57,7 @@
           <w:color w:val="1A3A5C"/>
           <w:sz w:val="30"/>
         </w:rPr>
-        <w:t>VLUCHTEN</w:t>
+        <w:t>VLUCHTEN — GEBOEKT</w:t>
       </w:r>
     </w:p>
     <w:tbl>
@@ -67,12 +67,30 @@
         <w:tblLook w:firstColumn="1" w:firstRow="1" w:lastColumn="0" w:lastRow="0" w:noHBand="0" w:noVBand="1" w:val="04A0"/>
       </w:tblPr>
       <w:tblGrid>
-        <w:gridCol w:w="2493"/>
-        <w:gridCol w:w="2493"/>
-        <w:gridCol w:w="2493"/>
-        <w:gridCol w:w="2493"/>
+        <w:gridCol w:w="1994"/>
+        <w:gridCol w:w="1994"/>
+        <w:gridCol w:w="1994"/>
+        <w:gridCol w:w="1994"/>
+        <w:gridCol w:w="1994"/>
       </w:tblGrid>
       <w:tr>
+        <w:tc>
+          <w:tcPr>
+            <w:tcW w:type="dxa" w:w="1474"/>
+            <w:shd w:val="clear" w:color="auto" w:fill="1A3A5C"/>
+          </w:tcPr>
+          <w:p>
+            <w:r>
+              <w:rPr>
+                <w:rFonts w:ascii="Calibri" w:hAnsi="Calibri"/>
+                <w:b/>
+                <w:color w:val="FFFFFF"/>
+                <w:sz w:val="19"/>
+              </w:rPr>
+              <w:t>Datum</w:t>
+            </w:r>
+          </w:p>
+        </w:tc>
         <w:tc>
           <w:tcPr>
             <w:tcW w:type="dxa" w:w="3969"/>
@@ -92,24 +110,7 @@
         </w:tc>
         <w:tc>
           <w:tcPr>
-            <w:tcW w:type="dxa" w:w="1701"/>
-            <w:shd w:val="clear" w:color="auto" w:fill="1A3A5C"/>
-          </w:tcPr>
-          <w:p>
-            <w:r>
-              <w:rPr>
-                <w:rFonts w:ascii="Calibri" w:hAnsi="Calibri"/>
-                <w:b/>
-                <w:color w:val="FFFFFF"/>
-                <w:sz w:val="19"/>
-              </w:rPr>
-              <w:t>Datum</w:t>
-            </w:r>
-          </w:p>
-        </w:tc>
-        <w:tc>
-          <w:tcPr>
-            <w:tcW w:type="dxa" w:w="1701"/>
+            <w:tcW w:type="dxa" w:w="1247"/>
             <w:shd w:val="clear" w:color="auto" w:fill="1A3A5C"/>
           </w:tcPr>
           <w:p>
@@ -126,7 +127,7 @@
         </w:tc>
         <w:tc>
           <w:tcPr>
-            <w:tcW w:type="dxa" w:w="1701"/>
+            <w:tcW w:type="dxa" w:w="1361"/>
             <w:shd w:val="clear" w:color="auto" w:fill="1A3A5C"/>
           </w:tcPr>
           <w:p>
@@ -138,264 +139,6 @@
                 <w:sz w:val="19"/>
               </w:rPr>
               <w:t>Aankomst</w:t>
-            </w:r>
-          </w:p>
-        </w:tc>
-      </w:tr>
-      <w:tr>
-        <w:tc>
-          <w:tcPr>
-            <w:tcW w:type="dxa" w:w="3969"/>
-            <w:shd w:val="clear" w:color="auto" w:fill="FFFFFF"/>
-          </w:tcPr>
-          <w:p>
-            <w:r>
-              <w:rPr>
-                <w:rFonts w:ascii="Calibri" w:hAnsi="Calibri"/>
-                <w:color w:val="2C2C2C"/>
-                <w:sz w:val="19"/>
-              </w:rPr>
-              <w:t>Amsterdam → Istanbul (IST)</w:t>
-            </w:r>
-          </w:p>
-        </w:tc>
-        <w:tc>
-          <w:tcPr>
-            <w:tcW w:type="dxa" w:w="1701"/>
-            <w:shd w:val="clear" w:color="auto" w:fill="FFFFFF"/>
-          </w:tcPr>
-          <w:p>
-            <w:r>
-              <w:rPr>
-                <w:rFonts w:ascii="Calibri" w:hAnsi="Calibri"/>
-                <w:color w:val="2C2C2C"/>
-                <w:sz w:val="19"/>
-              </w:rPr>
-              <w:t>ma 28 sep</w:t>
-            </w:r>
-          </w:p>
-        </w:tc>
-        <w:tc>
-          <w:tcPr>
-            <w:tcW w:type="dxa" w:w="1701"/>
-            <w:shd w:val="clear" w:color="auto" w:fill="FFFFFF"/>
-          </w:tcPr>
-          <w:p>
-            <w:r>
-              <w:rPr>
-                <w:rFonts w:ascii="Calibri" w:hAnsi="Calibri"/>
-                <w:color w:val="2C2C2C"/>
-                <w:sz w:val="19"/>
-              </w:rPr>
-              <w:t>—</w:t>
-            </w:r>
-          </w:p>
-        </w:tc>
-        <w:tc>
-          <w:tcPr>
-            <w:tcW w:type="dxa" w:w="1701"/>
-            <w:shd w:val="clear" w:color="auto" w:fill="FFFFFF"/>
-          </w:tcPr>
-          <w:p>
-            <w:r>
-              <w:rPr>
-                <w:rFonts w:ascii="Calibri" w:hAnsi="Calibri"/>
-                <w:color w:val="2C2C2C"/>
-                <w:sz w:val="19"/>
-              </w:rPr>
-              <w:t>15:45</w:t>
-            </w:r>
-          </w:p>
-        </w:tc>
-      </w:tr>
-      <w:tr>
-        <w:tc>
-          <w:tcPr>
-            <w:tcW w:type="dxa" w:w="3969"/>
-            <w:shd w:val="clear" w:color="auto" w:fill="EDF3FA"/>
-          </w:tcPr>
-          <w:p>
-            <w:r>
-              <w:rPr>
-                <w:rFonts w:ascii="Calibri" w:hAnsi="Calibri"/>
-                <w:color w:val="2C2C2C"/>
-                <w:sz w:val="19"/>
-              </w:rPr>
-              <w:t>Istanbul (IST) → Kayseri (ASR)</w:t>
-            </w:r>
-          </w:p>
-        </w:tc>
-        <w:tc>
-          <w:tcPr>
-            <w:tcW w:type="dxa" w:w="1701"/>
-            <w:shd w:val="clear" w:color="auto" w:fill="EDF3FA"/>
-          </w:tcPr>
-          <w:p>
-            <w:r>
-              <w:rPr>
-                <w:rFonts w:ascii="Calibri" w:hAnsi="Calibri"/>
-                <w:color w:val="2C2C2C"/>
-                <w:sz w:val="19"/>
-              </w:rPr>
-              <w:t>vr 2 okt</w:t>
-            </w:r>
-          </w:p>
-        </w:tc>
-        <w:tc>
-          <w:tcPr>
-            <w:tcW w:type="dxa" w:w="1701"/>
-            <w:shd w:val="clear" w:color="auto" w:fill="EDF3FA"/>
-          </w:tcPr>
-          <w:p>
-            <w:r>
-              <w:rPr>
-                <w:rFonts w:ascii="Calibri" w:hAnsi="Calibri"/>
-                <w:color w:val="2C2C2C"/>
-                <w:sz w:val="19"/>
-              </w:rPr>
-              <w:t>ochtend</w:t>
-            </w:r>
-          </w:p>
-        </w:tc>
-        <w:tc>
-          <w:tcPr>
-            <w:tcW w:type="dxa" w:w="1701"/>
-            <w:shd w:val="clear" w:color="auto" w:fill="EDF3FA"/>
-          </w:tcPr>
-          <w:p>
-            <w:r>
-              <w:rPr>
-                <w:rFonts w:ascii="Calibri" w:hAnsi="Calibri"/>
-                <w:color w:val="2C2C2C"/>
-                <w:sz w:val="19"/>
-              </w:rPr>
-              <w:t>—</w:t>
-            </w:r>
-          </w:p>
-        </w:tc>
-      </w:tr>
-      <w:tr>
-        <w:tc>
-          <w:tcPr>
-            <w:tcW w:type="dxa" w:w="3969"/>
-            <w:shd w:val="clear" w:color="auto" w:fill="FFFFFF"/>
-          </w:tcPr>
-          <w:p>
-            <w:r>
-              <w:rPr>
-                <w:rFonts w:ascii="Calibri" w:hAnsi="Calibri"/>
-                <w:color w:val="2C2C2C"/>
-                <w:sz w:val="19"/>
-              </w:rPr>
-              <w:t>Antalya (AYT) → Eindhoven</w:t>
-            </w:r>
-          </w:p>
-        </w:tc>
-        <w:tc>
-          <w:tcPr>
-            <w:tcW w:type="dxa" w:w="1701"/>
-            <w:shd w:val="clear" w:color="auto" w:fill="FFFFFF"/>
-          </w:tcPr>
-          <w:p>
-            <w:r>
-              <w:rPr>
-                <w:rFonts w:ascii="Calibri" w:hAnsi="Calibri"/>
-                <w:color w:val="2C2C2C"/>
-                <w:sz w:val="19"/>
-              </w:rPr>
-              <w:t>di 13 okt</w:t>
-            </w:r>
-          </w:p>
-        </w:tc>
-        <w:tc>
-          <w:tcPr>
-            <w:tcW w:type="dxa" w:w="1701"/>
-            <w:shd w:val="clear" w:color="auto" w:fill="FFFFFF"/>
-          </w:tcPr>
-          <w:p>
-            <w:r>
-              <w:rPr>
-                <w:rFonts w:ascii="Calibri" w:hAnsi="Calibri"/>
-                <w:color w:val="2C2C2C"/>
-                <w:sz w:val="19"/>
-              </w:rPr>
-              <w:t>19:20</w:t>
-            </w:r>
-          </w:p>
-        </w:tc>
-        <w:tc>
-          <w:tcPr>
-            <w:tcW w:type="dxa" w:w="1701"/>
-            <w:shd w:val="clear" w:color="auto" w:fill="FFFFFF"/>
-          </w:tcPr>
-          <w:p>
-            <w:r>
-              <w:rPr>
-                <w:rFonts w:ascii="Calibri" w:hAnsi="Calibri"/>
-                <w:color w:val="2C2C2C"/>
-                <w:sz w:val="19"/>
-              </w:rPr>
-              <w:t>22:30</w:t>
-            </w:r>
-          </w:p>
-        </w:tc>
-      </w:tr>
-    </w:tbl>
-    <w:p>
-      <w:pPr>
-        <w:spacing w:after="200"/>
-      </w:pPr>
-      <w:r>
-        <w:rPr>
-          <w:rFonts w:ascii="Calibri" w:hAnsi="Calibri"/>
-          <w:b/>
-          <w:color w:val="2E6DA4"/>
-          <w:sz w:val="19"/>
-        </w:rPr>
-        <w:t>Geboekt via Trip.com — €955 totaal voor 2 personen, inclusief bagage.</w:t>
-      </w:r>
-    </w:p>
-    <w:p>
-      <w:pPr>
-        <w:spacing w:before="280" w:after="120"/>
-      </w:pPr>
-      <w:r>
-        <w:rPr>
-          <w:rFonts w:ascii="Calibri" w:hAnsi="Calibri"/>
-          <w:b/>
-          <w:color w:val="1A3A5C"/>
-          <w:sz w:val="30"/>
-        </w:rPr>
-        <w:t>DAGPLANNING</w:t>
-      </w:r>
-    </w:p>
-    <w:tbl>
-      <w:tblPr>
-        <w:tblStyle w:val="TableGrid"/>
-        <w:tblW w:type="auto" w:w="0"/>
-        <w:tblLook w:firstColumn="1" w:firstRow="1" w:lastColumn="0" w:lastRow="0" w:noHBand="0" w:noVBand="1" w:val="04A0"/>
-      </w:tblPr>
-      <w:tblGrid>
-        <w:gridCol w:w="2493"/>
-        <w:gridCol w:w="2493"/>
-        <w:gridCol w:w="2493"/>
-        <w:gridCol w:w="2493"/>
-      </w:tblGrid>
-      <w:tr>
-        <w:tc>
-          <w:tcPr>
-            <w:tcW w:type="dxa" w:w="680"/>
-            <w:shd w:val="clear" w:color="auto" w:fill="1A3A5C"/>
-          </w:tcPr>
-          <w:p>
-            <w:r>
-              <w:rPr>
-                <w:rFonts w:ascii="Calibri" w:hAnsi="Calibri"/>
-                <w:b/>
-                <w:color w:val="FFFFFF"/>
-                <w:sz w:val="19"/>
-              </w:rPr>
-              <w:t>Dag</w:t>
             </w:r>
           </w:p>
         </w:tc>
@@ -412,41 +155,7 @@
                 <w:color w:val="FFFFFF"/>
                 <w:sz w:val="19"/>
               </w:rPr>
-              <w:t>Datum</w:t>
-            </w:r>
-          </w:p>
-        </w:tc>
-        <w:tc>
-          <w:tcPr>
-            <w:tcW w:type="dxa" w:w="5329"/>
-            <w:shd w:val="clear" w:color="auto" w:fill="1A3A5C"/>
-          </w:tcPr>
-          <w:p>
-            <w:r>
-              <w:rPr>
-                <w:rFonts w:ascii="Calibri" w:hAnsi="Calibri"/>
-                <w:b/>
-                <w:color w:val="FFFFFF"/>
-                <w:sz w:val="19"/>
-              </w:rPr>
-              <w:t>Programma</w:t>
-            </w:r>
-          </w:p>
-        </w:tc>
-        <w:tc>
-          <w:tcPr>
-            <w:tcW w:type="dxa" w:w="1814"/>
-            <w:shd w:val="clear" w:color="auto" w:fill="1A3A5C"/>
-          </w:tcPr>
-          <w:p>
-            <w:r>
-              <w:rPr>
-                <w:rFonts w:ascii="Calibri" w:hAnsi="Calibri"/>
-                <w:b/>
-                <w:color w:val="FFFFFF"/>
-                <w:sz w:val="19"/>
-              </w:rPr>
-              <w:t>Overnachting</w:t>
+              <w:t>Ref.</w:t>
             </w:r>
           </w:p>
         </w:tc>
@@ -454,7 +163,7 @@
       <w:tr>
         <w:tc>
           <w:tcPr>
-            <w:tcW w:type="dxa" w:w="680"/>
+            <w:tcW w:type="dxa" w:w="1474"/>
             <w:shd w:val="clear" w:color="auto" w:fill="FFFFFF"/>
           </w:tcPr>
           <w:p>
@@ -465,7 +174,39 @@
                 <w:color w:val="2C2C2C"/>
                 <w:sz w:val="18"/>
               </w:rPr>
-              <w:t>1</w:t>
+              <w:t>ma 28 sep</w:t>
+            </w:r>
+          </w:p>
+        </w:tc>
+        <w:tc>
+          <w:tcPr>
+            <w:tcW w:type="dxa" w:w="3969"/>
+            <w:shd w:val="clear" w:color="auto" w:fill="FFFFFF"/>
+          </w:tcPr>
+          <w:p>
+            <w:r>
+              <w:rPr>
+                <w:rFonts w:ascii="Calibri" w:hAnsi="Calibri"/>
+                <w:color w:val="2C2C2C"/>
+                <w:sz w:val="18"/>
+              </w:rPr>
+              <w:t>Amsterdam (AMS) → Istanbul (IST)</w:t>
+            </w:r>
+          </w:p>
+        </w:tc>
+        <w:tc>
+          <w:tcPr>
+            <w:tcW w:type="dxa" w:w="1247"/>
+            <w:shd w:val="clear" w:color="auto" w:fill="FFFFFF"/>
+          </w:tcPr>
+          <w:p>
+            <w:r>
+              <w:rPr>
+                <w:rFonts w:ascii="Calibri" w:hAnsi="Calibri"/>
+                <w:color w:val="2C2C2C"/>
+                <w:sz w:val="18"/>
+              </w:rPr>
+              <w:t>11:15</w:t>
             </w:r>
           </w:p>
         </w:tc>
@@ -481,13 +222,13 @@
                 <w:color w:val="2C2C2C"/>
                 <w:sz w:val="18"/>
               </w:rPr>
-              <w:t>ma 28 sep</w:t>
+              <w:t>15:45</w:t>
             </w:r>
           </w:p>
         </w:tc>
         <w:tc>
           <w:tcPr>
-            <w:tcW w:type="dxa" w:w="5329"/>
+            <w:tcW w:type="dxa" w:w="1361"/>
             <w:shd w:val="clear" w:color="auto" w:fill="FFFFFF"/>
           </w:tcPr>
           <w:p>
@@ -497,23 +238,7 @@
                 <w:color w:val="2C2C2C"/>
                 <w:sz w:val="18"/>
               </w:rPr>
-              <w:t>Aankomst Istanbul (IST) 15:45. Transfer naar hotel Sultanahmet. Avondwandeling.</w:t>
-            </w:r>
-          </w:p>
-        </w:tc>
-        <w:tc>
-          <w:tcPr>
-            <w:tcW w:type="dxa" w:w="1814"/>
-            <w:shd w:val="clear" w:color="auto" w:fill="FFFFFF"/>
-          </w:tcPr>
-          <w:p>
-            <w:r>
-              <w:rPr>
-                <w:rFonts w:ascii="Calibri" w:hAnsi="Calibri"/>
-                <w:color w:val="2C2C2C"/>
-                <w:sz w:val="18"/>
-              </w:rPr>
-              <w:t>Istanbul</w:t>
+              <w:t>VJBYZM</w:t>
             </w:r>
           </w:p>
         </w:tc>
@@ -521,7 +246,7 @@
       <w:tr>
         <w:tc>
           <w:tcPr>
-            <w:tcW w:type="dxa" w:w="680"/>
+            <w:tcW w:type="dxa" w:w="1474"/>
             <w:shd w:val="clear" w:color="auto" w:fill="EDF3FA"/>
           </w:tcPr>
           <w:p>
@@ -532,7 +257,39 @@
                 <w:color w:val="2C2C2C"/>
                 <w:sz w:val="18"/>
               </w:rPr>
-              <w:t>2</w:t>
+              <w:t>vr 2 okt</w:t>
+            </w:r>
+          </w:p>
+        </w:tc>
+        <w:tc>
+          <w:tcPr>
+            <w:tcW w:type="dxa" w:w="3969"/>
+            <w:shd w:val="clear" w:color="auto" w:fill="EDF3FA"/>
+          </w:tcPr>
+          <w:p>
+            <w:r>
+              <w:rPr>
+                <w:rFonts w:ascii="Calibri" w:hAnsi="Calibri"/>
+                <w:color w:val="2C2C2C"/>
+                <w:sz w:val="18"/>
+              </w:rPr>
+              <w:t>Istanbul (IST) → Kayseri (ASR)</w:t>
+            </w:r>
+          </w:p>
+        </w:tc>
+        <w:tc>
+          <w:tcPr>
+            <w:tcW w:type="dxa" w:w="1247"/>
+            <w:shd w:val="clear" w:color="auto" w:fill="EDF3FA"/>
+          </w:tcPr>
+          <w:p>
+            <w:r>
+              <w:rPr>
+                <w:rFonts w:ascii="Calibri" w:hAnsi="Calibri"/>
+                <w:color w:val="2C2C2C"/>
+                <w:sz w:val="18"/>
+              </w:rPr>
+              <w:t>13:05</w:t>
             </w:r>
           </w:p>
         </w:tc>
@@ -548,13 +305,13 @@
                 <w:color w:val="2C2C2C"/>
                 <w:sz w:val="18"/>
               </w:rPr>
-              <w:t>di 29 sep</w:t>
+              <w:t>14:25</w:t>
             </w:r>
           </w:p>
         </w:tc>
         <w:tc>
           <w:tcPr>
-            <w:tcW w:type="dxa" w:w="5329"/>
+            <w:tcW w:type="dxa" w:w="1361"/>
             <w:shd w:val="clear" w:color="auto" w:fill="EDF3FA"/>
           </w:tcPr>
           <w:p>
@@ -564,23 +321,7 @@
                 <w:color w:val="2C2C2C"/>
                 <w:sz w:val="18"/>
               </w:rPr>
-              <w:t>Hagia Sophia (vroeg), Blauwe Moskee, Basilica Cisterne, Topkapi Paleis.</w:t>
-            </w:r>
-          </w:p>
-        </w:tc>
-        <w:tc>
-          <w:tcPr>
-            <w:tcW w:type="dxa" w:w="1814"/>
-            <w:shd w:val="clear" w:color="auto" w:fill="EDF3FA"/>
-          </w:tcPr>
-          <w:p>
-            <w:r>
-              <w:rPr>
-                <w:rFonts w:ascii="Calibri" w:hAnsi="Calibri"/>
-                <w:color w:val="2C2C2C"/>
-                <w:sz w:val="18"/>
-              </w:rPr>
-              <w:t>Istanbul</w:t>
+              <w:t>UG5PH3</w:t>
             </w:r>
           </w:p>
         </w:tc>
@@ -588,7 +329,7 @@
       <w:tr>
         <w:tc>
           <w:tcPr>
-            <w:tcW w:type="dxa" w:w="680"/>
+            <w:tcW w:type="dxa" w:w="1474"/>
             <w:shd w:val="clear" w:color="auto" w:fill="FFFFFF"/>
           </w:tcPr>
           <w:p>
@@ -599,7 +340,39 @@
                 <w:color w:val="2C2C2C"/>
                 <w:sz w:val="18"/>
               </w:rPr>
-              <w:t>3</w:t>
+              <w:t>di 13 okt</w:t>
+            </w:r>
+          </w:p>
+        </w:tc>
+        <w:tc>
+          <w:tcPr>
+            <w:tcW w:type="dxa" w:w="3969"/>
+            <w:shd w:val="clear" w:color="auto" w:fill="FFFFFF"/>
+          </w:tcPr>
+          <w:p>
+            <w:r>
+              <w:rPr>
+                <w:rFonts w:ascii="Calibri" w:hAnsi="Calibri"/>
+                <w:color w:val="2C2C2C"/>
+                <w:sz w:val="18"/>
+              </w:rPr>
+              <w:t>Antalya (AYT) T2 → Amsterdam (AMS)</w:t>
+            </w:r>
+          </w:p>
+        </w:tc>
+        <w:tc>
+          <w:tcPr>
+            <w:tcW w:type="dxa" w:w="1247"/>
+            <w:shd w:val="clear" w:color="auto" w:fill="FFFFFF"/>
+          </w:tcPr>
+          <w:p>
+            <w:r>
+              <w:rPr>
+                <w:rFonts w:ascii="Calibri" w:hAnsi="Calibri"/>
+                <w:color w:val="2C2C2C"/>
+                <w:sz w:val="18"/>
+              </w:rPr>
+              <w:t>13:05</w:t>
             </w:r>
           </w:p>
         </w:tc>
@@ -615,259 +388,7 @@
                 <w:color w:val="2C2C2C"/>
                 <w:sz w:val="18"/>
               </w:rPr>
-              <w:t>wo 30 sep</w:t>
-            </w:r>
-          </w:p>
-        </w:tc>
-        <w:tc>
-          <w:tcPr>
-            <w:tcW w:type="dxa" w:w="5329"/>
-            <w:shd w:val="clear" w:color="auto" w:fill="FFFFFF"/>
-          </w:tcPr>
-          <w:p>
-            <w:r>
-              <w:rPr>
-                <w:rFonts w:ascii="Calibri" w:hAnsi="Calibri"/>
-                <w:color w:val="2C2C2C"/>
-                <w:sz w:val="18"/>
-              </w:rPr>
-              <w:t>Grand Bazaar, Spice Bazaar, Bosporus-cruise. Avond: Galata-brug.</w:t>
-            </w:r>
-          </w:p>
-        </w:tc>
-        <w:tc>
-          <w:tcPr>
-            <w:tcW w:type="dxa" w:w="1814"/>
-            <w:shd w:val="clear" w:color="auto" w:fill="FFFFFF"/>
-          </w:tcPr>
-          <w:p>
-            <w:r>
-              <w:rPr>
-                <w:rFonts w:ascii="Calibri" w:hAnsi="Calibri"/>
-                <w:color w:val="2C2C2C"/>
-                <w:sz w:val="18"/>
-              </w:rPr>
-              <w:t>Istanbul</w:t>
-            </w:r>
-          </w:p>
-        </w:tc>
-      </w:tr>
-      <w:tr>
-        <w:tc>
-          <w:tcPr>
-            <w:tcW w:type="dxa" w:w="680"/>
-            <w:shd w:val="clear" w:color="auto" w:fill="EDF3FA"/>
-          </w:tcPr>
-          <w:p>
-            <w:r>
-              <w:rPr>
-                <w:rFonts w:ascii="Calibri" w:hAnsi="Calibri"/>
-                <w:b/>
-                <w:color w:val="2C2C2C"/>
-                <w:sz w:val="18"/>
-              </w:rPr>
-              <w:t>4</w:t>
-            </w:r>
-          </w:p>
-        </w:tc>
-        <w:tc>
-          <w:tcPr>
-            <w:tcW w:type="dxa" w:w="1361"/>
-            <w:shd w:val="clear" w:color="auto" w:fill="EDF3FA"/>
-          </w:tcPr>
-          <w:p>
-            <w:r>
-              <w:rPr>
-                <w:rFonts w:ascii="Calibri" w:hAnsi="Calibri"/>
-                <w:color w:val="2C2C2C"/>
-                <w:sz w:val="18"/>
-              </w:rPr>
-              <w:t>do 1 okt</w:t>
-            </w:r>
-          </w:p>
-        </w:tc>
-        <w:tc>
-          <w:tcPr>
-            <w:tcW w:type="dxa" w:w="5329"/>
-            <w:shd w:val="clear" w:color="auto" w:fill="EDF3FA"/>
-          </w:tcPr>
-          <w:p>
-            <w:r>
-              <w:rPr>
-                <w:rFonts w:ascii="Calibri" w:hAnsi="Calibri"/>
-                <w:color w:val="2C2C2C"/>
-                <w:sz w:val="18"/>
-              </w:rPr>
-              <w:t>Extra dag: wijk Balat (kleurrijke huizen), Galata-toren, Beyoğlu. Hamam.</w:t>
-            </w:r>
-          </w:p>
-        </w:tc>
-        <w:tc>
-          <w:tcPr>
-            <w:tcW w:type="dxa" w:w="1814"/>
-            <w:shd w:val="clear" w:color="auto" w:fill="EDF3FA"/>
-          </w:tcPr>
-          <w:p>
-            <w:r>
-              <w:rPr>
-                <w:rFonts w:ascii="Calibri" w:hAnsi="Calibri"/>
-                <w:color w:val="2C2C2C"/>
-                <w:sz w:val="18"/>
-              </w:rPr>
-              <w:t>Istanbul</w:t>
-            </w:r>
-          </w:p>
-        </w:tc>
-      </w:tr>
-      <w:tr>
-        <w:tc>
-          <w:tcPr>
-            <w:tcW w:type="dxa" w:w="680"/>
-            <w:shd w:val="clear" w:color="auto" w:fill="FFF4E6"/>
-          </w:tcPr>
-          <w:p>
-            <w:r>
-              <w:rPr>
-                <w:rFonts w:ascii="Calibri" w:hAnsi="Calibri"/>
-                <w:b/>
-                <w:color w:val="2C2C2C"/>
-                <w:sz w:val="18"/>
-              </w:rPr>
-              <w:t>5</w:t>
-            </w:r>
-          </w:p>
-        </w:tc>
-        <w:tc>
-          <w:tcPr>
-            <w:tcW w:type="dxa" w:w="1361"/>
-            <w:shd w:val="clear" w:color="auto" w:fill="FFF4E6"/>
-          </w:tcPr>
-          <w:p>
-            <w:r>
-              <w:rPr>
-                <w:rFonts w:ascii="Calibri" w:hAnsi="Calibri"/>
-                <w:color w:val="2C2C2C"/>
-                <w:sz w:val="18"/>
-              </w:rPr>
-              <w:t>vr 2 okt</w:t>
-            </w:r>
-          </w:p>
-        </w:tc>
-        <w:tc>
-          <w:tcPr>
-            <w:tcW w:type="dxa" w:w="5329"/>
-            <w:shd w:val="clear" w:color="auto" w:fill="FFF4E6"/>
-          </w:tcPr>
-          <w:p>
-            <w:r>
-              <w:rPr>
-                <w:rFonts w:ascii="Calibri" w:hAnsi="Calibri"/>
-                <w:color w:val="2C2C2C"/>
-                <w:sz w:val="18"/>
-              </w:rPr>
-              <w:t>Vlucht IST → Kayseri. Auto ophalen (1 u rijden). Middag Göreme verkennen.</w:t>
-            </w:r>
-          </w:p>
-        </w:tc>
-        <w:tc>
-          <w:tcPr>
-            <w:tcW w:type="dxa" w:w="1814"/>
-            <w:shd w:val="clear" w:color="auto" w:fill="FFF4E6"/>
-          </w:tcPr>
-          <w:p>
-            <w:r>
-              <w:rPr>
-                <w:rFonts w:ascii="Calibri" w:hAnsi="Calibri"/>
-                <w:color w:val="2C2C2C"/>
-                <w:sz w:val="18"/>
-              </w:rPr>
-              <w:t>Göreme</w:t>
-            </w:r>
-          </w:p>
-        </w:tc>
-      </w:tr>
-      <w:tr>
-        <w:tc>
-          <w:tcPr>
-            <w:tcW w:type="dxa" w:w="680"/>
-            <w:shd w:val="clear" w:color="auto" w:fill="FFF4E6"/>
-          </w:tcPr>
-          <w:p>
-            <w:r>
-              <w:rPr>
-                <w:rFonts w:ascii="Calibri" w:hAnsi="Calibri"/>
-                <w:b/>
-                <w:color w:val="2C2C2C"/>
-                <w:sz w:val="18"/>
-              </w:rPr>
-              <w:t>6</w:t>
-            </w:r>
-          </w:p>
-        </w:tc>
-        <w:tc>
-          <w:tcPr>
-            <w:tcW w:type="dxa" w:w="1361"/>
-            <w:shd w:val="clear" w:color="auto" w:fill="FFF4E6"/>
-          </w:tcPr>
-          <w:p>
-            <w:r>
-              <w:rPr>
-                <w:rFonts w:ascii="Calibri" w:hAnsi="Calibri"/>
-                <w:color w:val="2C2C2C"/>
-                <w:sz w:val="18"/>
-              </w:rPr>
-              <w:t>za 3 okt</w:t>
-            </w:r>
-          </w:p>
-        </w:tc>
-        <w:tc>
-          <w:tcPr>
-            <w:tcW w:type="dxa" w:w="5329"/>
-            <w:shd w:val="clear" w:color="auto" w:fill="FFF4E6"/>
-          </w:tcPr>
-          <w:p>
-            <w:r>
-              <w:rPr>
-                <w:rFonts w:ascii="Calibri" w:hAnsi="Calibri"/>
-                <w:color w:val="2C2C2C"/>
-                <w:sz w:val="18"/>
-              </w:rPr>
-              <w:t>LUCHTBALLON bij zonsopgang. Middag: Göreme Openluchtmuseum. Zonsondergang Uçhisar.</w:t>
-            </w:r>
-          </w:p>
-        </w:tc>
-        <w:tc>
-          <w:tcPr>
-            <w:tcW w:type="dxa" w:w="1814"/>
-            <w:shd w:val="clear" w:color="auto" w:fill="FFF4E6"/>
-          </w:tcPr>
-          <w:p>
-            <w:r>
-              <w:rPr>
-                <w:rFonts w:ascii="Calibri" w:hAnsi="Calibri"/>
-                <w:color w:val="2C2C2C"/>
-                <w:sz w:val="18"/>
-              </w:rPr>
-              <w:t>Göreme</w:t>
-            </w:r>
-          </w:p>
-        </w:tc>
-      </w:tr>
-      <w:tr>
-        <w:tc>
-          <w:tcPr>
-            <w:tcW w:type="dxa" w:w="680"/>
-            <w:shd w:val="clear" w:color="auto" w:fill="FFFFFF"/>
-          </w:tcPr>
-          <w:p>
-            <w:r>
-              <w:rPr>
-                <w:rFonts w:ascii="Calibri" w:hAnsi="Calibri"/>
-                <w:b/>
-                <w:color w:val="2C2C2C"/>
-                <w:sz w:val="18"/>
-              </w:rPr>
-              <w:t>7</w:t>
+              <w:t>16:35</w:t>
             </w:r>
           </w:p>
         </w:tc>
@@ -883,642 +404,7 @@
                 <w:color w:val="2C2C2C"/>
                 <w:sz w:val="18"/>
               </w:rPr>
-              <w:t>zo 4 okt</w:t>
-            </w:r>
-          </w:p>
-        </w:tc>
-        <w:tc>
-          <w:tcPr>
-            <w:tcW w:type="dxa" w:w="5329"/>
-            <w:shd w:val="clear" w:color="auto" w:fill="FFFFFF"/>
-          </w:tcPr>
-          <w:p>
-            <w:r>
-              <w:rPr>
-                <w:rFonts w:ascii="Calibri" w:hAnsi="Calibri"/>
-                <w:color w:val="2C2C2C"/>
-                <w:sz w:val="18"/>
-              </w:rPr>
-              <w:t>Ondergrondse stad Derinkuyu/Kaymaklı. Pasabag, Devrent Vallei. (Reservedag ballon)</w:t>
-            </w:r>
-          </w:p>
-        </w:tc>
-        <w:tc>
-          <w:tcPr>
-            <w:tcW w:type="dxa" w:w="1814"/>
-            <w:shd w:val="clear" w:color="auto" w:fill="FFFFFF"/>
-          </w:tcPr>
-          <w:p>
-            <w:r>
-              <w:rPr>
-                <w:rFonts w:ascii="Calibri" w:hAnsi="Calibri"/>
-                <w:color w:val="2C2C2C"/>
-                <w:sz w:val="18"/>
-              </w:rPr>
-              <w:t>Göreme</w:t>
-            </w:r>
-          </w:p>
-        </w:tc>
-      </w:tr>
-      <w:tr>
-        <w:tc>
-          <w:tcPr>
-            <w:tcW w:type="dxa" w:w="680"/>
-            <w:shd w:val="clear" w:color="auto" w:fill="EDF3FA"/>
-          </w:tcPr>
-          <w:p>
-            <w:r>
-              <w:rPr>
-                <w:rFonts w:ascii="Calibri" w:hAnsi="Calibri"/>
-                <w:b/>
-                <w:color w:val="2C2C2C"/>
-                <w:sz w:val="18"/>
-              </w:rPr>
-              <w:t>8</w:t>
-            </w:r>
-          </w:p>
-        </w:tc>
-        <w:tc>
-          <w:tcPr>
-            <w:tcW w:type="dxa" w:w="1361"/>
-            <w:shd w:val="clear" w:color="auto" w:fill="EDF3FA"/>
-          </w:tcPr>
-          <w:p>
-            <w:r>
-              <w:rPr>
-                <w:rFonts w:ascii="Calibri" w:hAnsi="Calibri"/>
-                <w:color w:val="2C2C2C"/>
-                <w:sz w:val="18"/>
-              </w:rPr>
-              <w:t>ma 5 okt</w:t>
-            </w:r>
-          </w:p>
-        </w:tc>
-        <w:tc>
-          <w:tcPr>
-            <w:tcW w:type="dxa" w:w="5329"/>
-            <w:shd w:val="clear" w:color="auto" w:fill="EDF3FA"/>
-          </w:tcPr>
-          <w:p>
-            <w:r>
-              <w:rPr>
-                <w:rFonts w:ascii="Calibri" w:hAnsi="Calibri"/>
-                <w:color w:val="2C2C2C"/>
-                <w:sz w:val="18"/>
-              </w:rPr>
-              <w:t>Ochtend rustig, vertrek vóór 10:00 → Konya (3,5 u). Mevlana Museum, bazaar.</w:t>
-            </w:r>
-          </w:p>
-        </w:tc>
-        <w:tc>
-          <w:tcPr>
-            <w:tcW w:type="dxa" w:w="1814"/>
-            <w:shd w:val="clear" w:color="auto" w:fill="EDF3FA"/>
-          </w:tcPr>
-          <w:p>
-            <w:r>
-              <w:rPr>
-                <w:rFonts w:ascii="Calibri" w:hAnsi="Calibri"/>
-                <w:color w:val="2C2C2C"/>
-                <w:sz w:val="18"/>
-              </w:rPr>
-              <w:t>Konya</w:t>
-            </w:r>
-          </w:p>
-        </w:tc>
-      </w:tr>
-      <w:tr>
-        <w:tc>
-          <w:tcPr>
-            <w:tcW w:type="dxa" w:w="680"/>
-            <w:shd w:val="clear" w:color="auto" w:fill="FFF4E6"/>
-          </w:tcPr>
-          <w:p>
-            <w:r>
-              <w:rPr>
-                <w:rFonts w:ascii="Calibri" w:hAnsi="Calibri"/>
-                <w:b/>
-                <w:color w:val="2C2C2C"/>
-                <w:sz w:val="18"/>
-              </w:rPr>
-              <w:t>9</w:t>
-            </w:r>
-          </w:p>
-        </w:tc>
-        <w:tc>
-          <w:tcPr>
-            <w:tcW w:type="dxa" w:w="1361"/>
-            <w:shd w:val="clear" w:color="auto" w:fill="FFF4E6"/>
-          </w:tcPr>
-          <w:p>
-            <w:r>
-              <w:rPr>
-                <w:rFonts w:ascii="Calibri" w:hAnsi="Calibri"/>
-                <w:color w:val="2C2C2C"/>
-                <w:sz w:val="18"/>
-              </w:rPr>
-              <w:t>di 6 okt</w:t>
-            </w:r>
-          </w:p>
-        </w:tc>
-        <w:tc>
-          <w:tcPr>
-            <w:tcW w:type="dxa" w:w="5329"/>
-            <w:shd w:val="clear" w:color="auto" w:fill="FFF4E6"/>
-          </w:tcPr>
-          <w:p>
-            <w:r>
-              <w:rPr>
-                <w:rFonts w:ascii="Calibri" w:hAnsi="Calibri"/>
-                <w:color w:val="2C2C2C"/>
-                <w:sz w:val="18"/>
-              </w:rPr>
-              <w:t>LANGE RIJDAG: Konya → Pamukkale (4,5–5 u). Vroeg vertrekken, lunchstop onderweg.</w:t>
-            </w:r>
-          </w:p>
-        </w:tc>
-        <w:tc>
-          <w:tcPr>
-            <w:tcW w:type="dxa" w:w="1814"/>
-            <w:shd w:val="clear" w:color="auto" w:fill="FFF4E6"/>
-          </w:tcPr>
-          <w:p>
-            <w:r>
-              <w:rPr>
-                <w:rFonts w:ascii="Calibri" w:hAnsi="Calibri"/>
-                <w:color w:val="2C2C2C"/>
-                <w:sz w:val="18"/>
-              </w:rPr>
-              <w:t>Pamukkale</w:t>
-            </w:r>
-          </w:p>
-        </w:tc>
-      </w:tr>
-      <w:tr>
-        <w:tc>
-          <w:tcPr>
-            <w:tcW w:type="dxa" w:w="680"/>
-            <w:shd w:val="clear" w:color="auto" w:fill="EDF3FA"/>
-          </w:tcPr>
-          <w:p>
-            <w:r>
-              <w:rPr>
-                <w:rFonts w:ascii="Calibri" w:hAnsi="Calibri"/>
-                <w:b/>
-                <w:color w:val="2C2C2C"/>
-                <w:sz w:val="18"/>
-              </w:rPr>
-              <w:t>10</w:t>
-            </w:r>
-          </w:p>
-        </w:tc>
-        <w:tc>
-          <w:tcPr>
-            <w:tcW w:type="dxa" w:w="1361"/>
-            <w:shd w:val="clear" w:color="auto" w:fill="EDF3FA"/>
-          </w:tcPr>
-          <w:p>
-            <w:r>
-              <w:rPr>
-                <w:rFonts w:ascii="Calibri" w:hAnsi="Calibri"/>
-                <w:color w:val="2C2C2C"/>
-                <w:sz w:val="18"/>
-              </w:rPr>
-              <w:t>wo 7 okt</w:t>
-            </w:r>
-          </w:p>
-        </w:tc>
-        <w:tc>
-          <w:tcPr>
-            <w:tcW w:type="dxa" w:w="5329"/>
-            <w:shd w:val="clear" w:color="auto" w:fill="EDF3FA"/>
-          </w:tcPr>
-          <w:p>
-            <w:r>
-              <w:rPr>
-                <w:rFonts w:ascii="Calibri" w:hAnsi="Calibri"/>
-                <w:color w:val="2C2C2C"/>
-                <w:sz w:val="18"/>
-              </w:rPr>
-              <w:t>Travertijnen bij zonsondergang, Hierapolis antieke stad.</w:t>
-            </w:r>
-          </w:p>
-        </w:tc>
-        <w:tc>
-          <w:tcPr>
-            <w:tcW w:type="dxa" w:w="1814"/>
-            <w:shd w:val="clear" w:color="auto" w:fill="EDF3FA"/>
-          </w:tcPr>
-          <w:p>
-            <w:r>
-              <w:rPr>
-                <w:rFonts w:ascii="Calibri" w:hAnsi="Calibri"/>
-                <w:color w:val="2C2C2C"/>
-                <w:sz w:val="18"/>
-              </w:rPr>
-              <w:t>Pamukkale</w:t>
-            </w:r>
-          </w:p>
-        </w:tc>
-      </w:tr>
-      <w:tr>
-        <w:tc>
-          <w:tcPr>
-            <w:tcW w:type="dxa" w:w="680"/>
-            <w:shd w:val="clear" w:color="auto" w:fill="FFFFFF"/>
-          </w:tcPr>
-          <w:p>
-            <w:r>
-              <w:rPr>
-                <w:rFonts w:ascii="Calibri" w:hAnsi="Calibri"/>
-                <w:b/>
-                <w:color w:val="2C2C2C"/>
-                <w:sz w:val="18"/>
-              </w:rPr>
-              <w:t>11</w:t>
-            </w:r>
-          </w:p>
-        </w:tc>
-        <w:tc>
-          <w:tcPr>
-            <w:tcW w:type="dxa" w:w="1361"/>
-            <w:shd w:val="clear" w:color="auto" w:fill="FFFFFF"/>
-          </w:tcPr>
-          <w:p>
-            <w:r>
-              <w:rPr>
-                <w:rFonts w:ascii="Calibri" w:hAnsi="Calibri"/>
-                <w:color w:val="2C2C2C"/>
-                <w:sz w:val="18"/>
-              </w:rPr>
-              <w:t>do 8 okt</w:t>
-            </w:r>
-          </w:p>
-        </w:tc>
-        <w:tc>
-          <w:tcPr>
-            <w:tcW w:type="dxa" w:w="5329"/>
-            <w:shd w:val="clear" w:color="auto" w:fill="FFFFFF"/>
-          </w:tcPr>
-          <w:p>
-            <w:r>
-              <w:rPr>
-                <w:rFonts w:ascii="Calibri" w:hAnsi="Calibri"/>
-                <w:color w:val="2C2C2C"/>
-                <w:sz w:val="18"/>
-              </w:rPr>
-              <w:t>Cleopatra's Pool (thermaal zwemmen). Middag → Selçuk (2,5 u).</w:t>
-            </w:r>
-          </w:p>
-        </w:tc>
-        <w:tc>
-          <w:tcPr>
-            <w:tcW w:type="dxa" w:w="1814"/>
-            <w:shd w:val="clear" w:color="auto" w:fill="FFFFFF"/>
-          </w:tcPr>
-          <w:p>
-            <w:r>
-              <w:rPr>
-                <w:rFonts w:ascii="Calibri" w:hAnsi="Calibri"/>
-                <w:color w:val="2C2C2C"/>
-                <w:sz w:val="18"/>
-              </w:rPr>
-              <w:t>Selçuk</w:t>
-            </w:r>
-          </w:p>
-        </w:tc>
-      </w:tr>
-      <w:tr>
-        <w:tc>
-          <w:tcPr>
-            <w:tcW w:type="dxa" w:w="680"/>
-            <w:shd w:val="clear" w:color="auto" w:fill="EDF3FA"/>
-          </w:tcPr>
-          <w:p>
-            <w:r>
-              <w:rPr>
-                <w:rFonts w:ascii="Calibri" w:hAnsi="Calibri"/>
-                <w:b/>
-                <w:color w:val="2C2C2C"/>
-                <w:sz w:val="18"/>
-              </w:rPr>
-              <w:t>12</w:t>
-            </w:r>
-          </w:p>
-        </w:tc>
-        <w:tc>
-          <w:tcPr>
-            <w:tcW w:type="dxa" w:w="1361"/>
-            <w:shd w:val="clear" w:color="auto" w:fill="EDF3FA"/>
-          </w:tcPr>
-          <w:p>
-            <w:r>
-              <w:rPr>
-                <w:rFonts w:ascii="Calibri" w:hAnsi="Calibri"/>
-                <w:color w:val="2C2C2C"/>
-                <w:sz w:val="18"/>
-              </w:rPr>
-              <w:t>vr 9 okt</w:t>
-            </w:r>
-          </w:p>
-        </w:tc>
-        <w:tc>
-          <w:tcPr>
-            <w:tcW w:type="dxa" w:w="5329"/>
-            <w:shd w:val="clear" w:color="auto" w:fill="EDF3FA"/>
-          </w:tcPr>
-          <w:p>
-            <w:r>
-              <w:rPr>
-                <w:rFonts w:ascii="Calibri" w:hAnsi="Calibri"/>
-                <w:color w:val="2C2C2C"/>
-                <w:sz w:val="18"/>
-              </w:rPr>
-              <w:t>Efeze bij opening 08:00. Middag strand Pamucak. → eventueel door naar Ölüdeniz.</w:t>
-            </w:r>
-          </w:p>
-        </w:tc>
-        <w:tc>
-          <w:tcPr>
-            <w:tcW w:type="dxa" w:w="1814"/>
-            <w:shd w:val="clear" w:color="auto" w:fill="EDF3FA"/>
-          </w:tcPr>
-          <w:p>
-            <w:r>
-              <w:rPr>
-                <w:rFonts w:ascii="Calibri" w:hAnsi="Calibri"/>
-                <w:color w:val="2C2C2C"/>
-                <w:sz w:val="18"/>
-              </w:rPr>
-              <w:t>Selçuk / Ölüdeniz</w:t>
-            </w:r>
-          </w:p>
-        </w:tc>
-      </w:tr>
-      <w:tr>
-        <w:tc>
-          <w:tcPr>
-            <w:tcW w:type="dxa" w:w="680"/>
-            <w:shd w:val="clear" w:color="auto" w:fill="FFFFFF"/>
-          </w:tcPr>
-          <w:p>
-            <w:r>
-              <w:rPr>
-                <w:rFonts w:ascii="Calibri" w:hAnsi="Calibri"/>
-                <w:b/>
-                <w:color w:val="2C2C2C"/>
-                <w:sz w:val="18"/>
-              </w:rPr>
-              <w:t>13</w:t>
-            </w:r>
-          </w:p>
-        </w:tc>
-        <w:tc>
-          <w:tcPr>
-            <w:tcW w:type="dxa" w:w="1361"/>
-            <w:shd w:val="clear" w:color="auto" w:fill="FFFFFF"/>
-          </w:tcPr>
-          <w:p>
-            <w:r>
-              <w:rPr>
-                <w:rFonts w:ascii="Calibri" w:hAnsi="Calibri"/>
-                <w:color w:val="2C2C2C"/>
-                <w:sz w:val="18"/>
-              </w:rPr>
-              <w:t>za 10 okt</w:t>
-            </w:r>
-          </w:p>
-        </w:tc>
-        <w:tc>
-          <w:tcPr>
-            <w:tcW w:type="dxa" w:w="5329"/>
-            <w:shd w:val="clear" w:color="auto" w:fill="FFFFFF"/>
-          </w:tcPr>
-          <w:p>
-            <w:r>
-              <w:rPr>
-                <w:rFonts w:ascii="Calibri" w:hAnsi="Calibri"/>
-                <w:color w:val="2C2C2C"/>
-                <w:sz w:val="18"/>
-              </w:rPr>
-              <w:t>→ Ölüdeniz (4 u). Strand &amp; Blue Lagoon. Avond in Fethiye.</w:t>
-            </w:r>
-          </w:p>
-        </w:tc>
-        <w:tc>
-          <w:tcPr>
-            <w:tcW w:type="dxa" w:w="1814"/>
-            <w:shd w:val="clear" w:color="auto" w:fill="FFFFFF"/>
-          </w:tcPr>
-          <w:p>
-            <w:r>
-              <w:rPr>
-                <w:rFonts w:ascii="Calibri" w:hAnsi="Calibri"/>
-                <w:color w:val="2C2C2C"/>
-                <w:sz w:val="18"/>
-              </w:rPr>
-              <w:t>Ölüdeniz</w:t>
-            </w:r>
-          </w:p>
-        </w:tc>
-      </w:tr>
-      <w:tr>
-        <w:tc>
-          <w:tcPr>
-            <w:tcW w:type="dxa" w:w="680"/>
-            <w:shd w:val="clear" w:color="auto" w:fill="EDF3FA"/>
-          </w:tcPr>
-          <w:p>
-            <w:r>
-              <w:rPr>
-                <w:rFonts w:ascii="Calibri" w:hAnsi="Calibri"/>
-                <w:b/>
-                <w:color w:val="2C2C2C"/>
-                <w:sz w:val="18"/>
-              </w:rPr>
-              <w:t>14</w:t>
-            </w:r>
-          </w:p>
-        </w:tc>
-        <w:tc>
-          <w:tcPr>
-            <w:tcW w:type="dxa" w:w="1361"/>
-            <w:shd w:val="clear" w:color="auto" w:fill="EDF3FA"/>
-          </w:tcPr>
-          <w:p>
-            <w:r>
-              <w:rPr>
-                <w:rFonts w:ascii="Calibri" w:hAnsi="Calibri"/>
-                <w:color w:val="2C2C2C"/>
-                <w:sz w:val="18"/>
-              </w:rPr>
-              <w:t>zo 11 okt</w:t>
-            </w:r>
-          </w:p>
-        </w:tc>
-        <w:tc>
-          <w:tcPr>
-            <w:tcW w:type="dxa" w:w="5329"/>
-            <w:shd w:val="clear" w:color="auto" w:fill="EDF3FA"/>
-          </w:tcPr>
-          <w:p>
-            <w:r>
-              <w:rPr>
-                <w:rFonts w:ascii="Calibri" w:hAnsi="Calibri"/>
-                <w:color w:val="2C2C2C"/>
-                <w:sz w:val="18"/>
-              </w:rPr>
-              <w:t>Paragliden van Babadağ ÓF bootdagtocht Blue Lagoon. Fethiye nachtmarkt.</w:t>
-            </w:r>
-          </w:p>
-        </w:tc>
-        <w:tc>
-          <w:tcPr>
-            <w:tcW w:type="dxa" w:w="1814"/>
-            <w:shd w:val="clear" w:color="auto" w:fill="EDF3FA"/>
-          </w:tcPr>
-          <w:p>
-            <w:r>
-              <w:rPr>
-                <w:rFonts w:ascii="Calibri" w:hAnsi="Calibri"/>
-                <w:color w:val="2C2C2C"/>
-                <w:sz w:val="18"/>
-              </w:rPr>
-              <w:t>Ölüdeniz</w:t>
-            </w:r>
-          </w:p>
-        </w:tc>
-      </w:tr>
-      <w:tr>
-        <w:tc>
-          <w:tcPr>
-            <w:tcW w:type="dxa" w:w="680"/>
-            <w:shd w:val="clear" w:color="auto" w:fill="FFFFFF"/>
-          </w:tcPr>
-          <w:p>
-            <w:r>
-              <w:rPr>
-                <w:rFonts w:ascii="Calibri" w:hAnsi="Calibri"/>
-                <w:b/>
-                <w:color w:val="2C2C2C"/>
-                <w:sz w:val="18"/>
-              </w:rPr>
-              <w:t>15</w:t>
-            </w:r>
-          </w:p>
-        </w:tc>
-        <w:tc>
-          <w:tcPr>
-            <w:tcW w:type="dxa" w:w="1361"/>
-            <w:shd w:val="clear" w:color="auto" w:fill="FFFFFF"/>
-          </w:tcPr>
-          <w:p>
-            <w:r>
-              <w:rPr>
-                <w:rFonts w:ascii="Calibri" w:hAnsi="Calibri"/>
-                <w:color w:val="2C2C2C"/>
-                <w:sz w:val="18"/>
-              </w:rPr>
-              <w:t>ma 12 okt</w:t>
-            </w:r>
-          </w:p>
-        </w:tc>
-        <w:tc>
-          <w:tcPr>
-            <w:tcW w:type="dxa" w:w="5329"/>
-            <w:shd w:val="clear" w:color="auto" w:fill="FFFFFF"/>
-          </w:tcPr>
-          <w:p>
-            <w:r>
-              <w:rPr>
-                <w:rFonts w:ascii="Calibri" w:hAnsi="Calibri"/>
-                <w:color w:val="2C2C2C"/>
-                <w:sz w:val="18"/>
-              </w:rPr>
-              <w:t>→ Kaş (2,5 u, mooie kustweg). Snorkelen, Lycische rotsgraven, terrasjes.</w:t>
-            </w:r>
-          </w:p>
-        </w:tc>
-        <w:tc>
-          <w:tcPr>
-            <w:tcW w:type="dxa" w:w="1814"/>
-            <w:shd w:val="clear" w:color="auto" w:fill="FFFFFF"/>
-          </w:tcPr>
-          <w:p>
-            <w:r>
-              <w:rPr>
-                <w:rFonts w:ascii="Calibri" w:hAnsi="Calibri"/>
-                <w:color w:val="2C2C2C"/>
-                <w:sz w:val="18"/>
-              </w:rPr>
-              <w:t>Kaş</w:t>
-            </w:r>
-          </w:p>
-        </w:tc>
-      </w:tr>
-      <w:tr>
-        <w:tc>
-          <w:tcPr>
-            <w:tcW w:type="dxa" w:w="680"/>
-            <w:shd w:val="clear" w:color="auto" w:fill="FFF4E6"/>
-          </w:tcPr>
-          <w:p>
-            <w:r>
-              <w:rPr>
-                <w:rFonts w:ascii="Calibri" w:hAnsi="Calibri"/>
-                <w:b/>
-                <w:color w:val="2C2C2C"/>
-                <w:sz w:val="18"/>
-              </w:rPr>
-              <w:t>16</w:t>
-            </w:r>
-          </w:p>
-        </w:tc>
-        <w:tc>
-          <w:tcPr>
-            <w:tcW w:type="dxa" w:w="1361"/>
-            <w:shd w:val="clear" w:color="auto" w:fill="FFF4E6"/>
-          </w:tcPr>
-          <w:p>
-            <w:r>
-              <w:rPr>
-                <w:rFonts w:ascii="Calibri" w:hAnsi="Calibri"/>
-                <w:color w:val="2C2C2C"/>
-                <w:sz w:val="18"/>
-              </w:rPr>
-              <w:t>di 13 okt</w:t>
-            </w:r>
-          </w:p>
-        </w:tc>
-        <w:tc>
-          <w:tcPr>
-            <w:tcW w:type="dxa" w:w="5329"/>
-            <w:shd w:val="clear" w:color="auto" w:fill="FFF4E6"/>
-          </w:tcPr>
-          <w:p>
-            <w:r>
-              <w:rPr>
-                <w:rFonts w:ascii="Calibri" w:hAnsi="Calibri"/>
-                <w:color w:val="2C2C2C"/>
-                <w:sz w:val="18"/>
-              </w:rPr>
-              <w:t>Ochtend Kaş of Kekova boottocht. → Antalya (3 u). Auto inleveren. Vlucht 19:20.</w:t>
-            </w:r>
-          </w:p>
-        </w:tc>
-        <w:tc>
-          <w:tcPr>
-            <w:tcW w:type="dxa" w:w="1814"/>
-            <w:shd w:val="clear" w:color="auto" w:fill="FFF4E6"/>
-          </w:tcPr>
-          <w:p>
-            <w:r>
-              <w:rPr>
-                <w:rFonts w:ascii="Calibri" w:hAnsi="Calibri"/>
-                <w:color w:val="2C2C2C"/>
-                <w:sz w:val="18"/>
-              </w:rPr>
-              <w:t>—</w:t>
+              <w:t>Y86AG5</w:t>
             </w:r>
           </w:p>
         </w:tc>
@@ -1526,21 +412,30 @@
     </w:tbl>
     <w:p>
       <w:pPr>
-        <w:spacing w:after="240"/>
+        <w:spacing w:after="80"/>
       </w:pPr>
       <w:r>
         <w:rPr>
           <w:rFonts w:ascii="Calibri" w:hAnsi="Calibri"/>
-          <w:b w:val="0"/>
-          <w:color w:val="777777"/>
-          <w:sz w:val="17"/>
+          <w:b/>
+          <w:color w:val="2E6DA4"/>
+          <w:sz w:val="18"/>
         </w:rPr>
-        <w:t>Oranje gemarkeerd = belangrijke dagen (vlucht, ballonvaart, lange rijdag, vertrek).</w:t>
+        <w:t>Turkish Airlines (heen + intern) · Corendon (terug). Geboekt via Trip.com.</w:t>
       </w:r>
     </w:p>
     <w:p>
+      <w:pPr>
+        <w:spacing w:after="200"/>
+      </w:pPr>
       <w:r>
-        <w:br w:type="page"/>
+        <w:rPr>
+          <w:rFonts w:ascii="Calibri" w:hAnsi="Calibri"/>
+          <w:b/>
+          <w:color w:val="B03020"/>
+          <w:sz w:val="19"/>
+        </w:rPr>
+        <w:t>LET OP: de terugvlucht vertrekt om 13:05, niet in de avond. Je moet op 13 okt uiterlijk 11:00 op Antalya Airport zijn.</w:t>
       </w:r>
     </w:p>
     <w:p>
@@ -1572,7 +467,7 @@
       <w:tr>
         <w:tc>
           <w:tcPr>
-            <w:tcW w:type="dxa" w:w="1474"/>
+            <w:tcW w:type="dxa" w:w="1361"/>
             <w:shd w:val="clear" w:color="auto" w:fill="1A3A5C"/>
           </w:tcPr>
           <w:p>
@@ -1589,7 +484,7 @@
         </w:tc>
         <w:tc>
           <w:tcPr>
-            <w:tcW w:type="dxa" w:w="1134"/>
+            <w:tcW w:type="dxa" w:w="2041"/>
             <w:shd w:val="clear" w:color="auto" w:fill="1A3A5C"/>
           </w:tcPr>
           <w:p>
@@ -1600,13 +495,13 @@
                 <w:color w:val="FFFFFF"/>
                 <w:sz w:val="19"/>
               </w:rPr>
-              <w:t>Nachten</w:t>
+              <w:t>Data</w:t>
             </w:r>
           </w:p>
         </w:tc>
         <w:tc>
           <w:tcPr>
-            <w:tcW w:type="dxa" w:w="2721"/>
+            <w:tcW w:type="dxa" w:w="4309"/>
             <w:shd w:val="clear" w:color="auto" w:fill="1A3A5C"/>
           </w:tcPr>
           <w:p>
@@ -1617,13 +512,13 @@
                 <w:color w:val="FFFFFF"/>
                 <w:sz w:val="19"/>
               </w:rPr>
-              <w:t>Keuze</w:t>
+              <w:t>Hotel</w:t>
             </w:r>
           </w:p>
         </w:tc>
         <w:tc>
           <w:tcPr>
-            <w:tcW w:type="dxa" w:w="3855"/>
+            <w:tcW w:type="dxa" w:w="1587"/>
             <w:shd w:val="clear" w:color="auto" w:fill="1A3A5C"/>
           </w:tcPr>
           <w:p>
@@ -1634,7 +529,7 @@
                 <w:color w:val="FFFFFF"/>
                 <w:sz w:val="19"/>
               </w:rPr>
-              <w:t>Opties / details</w:t>
+              <w:t>Status</w:t>
             </w:r>
           </w:p>
         </w:tc>
@@ -1642,7 +537,7 @@
       <w:tr>
         <w:tc>
           <w:tcPr>
-            <w:tcW w:type="dxa" w:w="1474"/>
+            <w:tcW w:type="dxa" w:w="1361"/>
             <w:shd w:val="clear" w:color="auto" w:fill="FFFFFF"/>
           </w:tcPr>
           <w:p>
@@ -1659,7 +554,7 @@
         </w:tc>
         <w:tc>
           <w:tcPr>
-            <w:tcW w:type="dxa" w:w="1134"/>
+            <w:tcW w:type="dxa" w:w="2041"/>
             <w:shd w:val="clear" w:color="auto" w:fill="FFFFFF"/>
           </w:tcPr>
           <w:p>
@@ -1669,13 +564,13 @@
                 <w:color w:val="2C2C2C"/>
                 <w:sz w:val="18"/>
               </w:rPr>
-              <w:t>4 nachten</w:t>
+              <w:t>28 sep – 2 okt (4 n)</w:t>
             </w:r>
           </w:p>
         </w:tc>
         <w:tc>
           <w:tcPr>
-            <w:tcW w:type="dxa" w:w="2721"/>
+            <w:tcW w:type="dxa" w:w="4309"/>
             <w:shd w:val="clear" w:color="auto" w:fill="FFFFFF"/>
           </w:tcPr>
           <w:p>
@@ -1685,13 +580,13 @@
                 <w:color w:val="2C2C2C"/>
                 <w:sz w:val="18"/>
               </w:rPr>
-              <w:t>Nog te kiezen</w:t>
+              <w:t>Alilass Hotel — Akbıyık Cad., Sultanahmet</w:t>
             </w:r>
           </w:p>
         </w:tc>
         <w:tc>
           <w:tcPr>
-            <w:tcW w:type="dxa" w:w="3855"/>
+            <w:tcW w:type="dxa" w:w="1587"/>
             <w:shd w:val="clear" w:color="auto" w:fill="FFFFFF"/>
           </w:tcPr>
           <w:p>
@@ -1701,7 +596,7 @@
                 <w:color w:val="2C2C2C"/>
                 <w:sz w:val="18"/>
               </w:rPr>
-              <w:t>Royan Hotel Hagia Sophia (4,9★) · The Ritus Hotel (5,0★) · Romance Istanbul (4,8★)</w:t>
+              <w:t>GEBOEKT</w:t>
             </w:r>
           </w:p>
         </w:tc>
@@ -1709,7 +604,7 @@
       <w:tr>
         <w:tc>
           <w:tcPr>
-            <w:tcW w:type="dxa" w:w="1474"/>
+            <w:tcW w:type="dxa" w:w="1361"/>
             <w:shd w:val="clear" w:color="auto" w:fill="EDF3FA"/>
           </w:tcPr>
           <w:p>
@@ -1726,7 +621,7 @@
         </w:tc>
         <w:tc>
           <w:tcPr>
-            <w:tcW w:type="dxa" w:w="1134"/>
+            <w:tcW w:type="dxa" w:w="2041"/>
             <w:shd w:val="clear" w:color="auto" w:fill="EDF3FA"/>
           </w:tcPr>
           <w:p>
@@ -1736,13 +631,13 @@
                 <w:color w:val="2C2C2C"/>
                 <w:sz w:val="18"/>
               </w:rPr>
-              <w:t>3 nachten</w:t>
+              <w:t>2 okt – 5 okt (3 n)</w:t>
             </w:r>
           </w:p>
         </w:tc>
         <w:tc>
           <w:tcPr>
-            <w:tcW w:type="dxa" w:w="2721"/>
+            <w:tcW w:type="dxa" w:w="4309"/>
             <w:shd w:val="clear" w:color="auto" w:fill="EDF3FA"/>
           </w:tcPr>
           <w:p>
@@ -1752,13 +647,13 @@
                 <w:color w:val="2C2C2C"/>
                 <w:sz w:val="18"/>
               </w:rPr>
-              <w:t>Nog te kiezen</w:t>
+              <w:t>Mosaic Cave Hotel — Çakmaklı Sokak 22</w:t>
             </w:r>
           </w:p>
         </w:tc>
         <w:tc>
           <w:tcPr>
-            <w:tcW w:type="dxa" w:w="3855"/>
+            <w:tcW w:type="dxa" w:w="1587"/>
             <w:shd w:val="clear" w:color="auto" w:fill="EDF3FA"/>
           </w:tcPr>
           <w:p>
@@ -1768,7 +663,7 @@
                 <w:color w:val="2C2C2C"/>
                 <w:sz w:val="18"/>
               </w:rPr>
-              <w:t>Rustic Caves Hotel (4,9★) · Mosaic Cave Hotel (4,6★, €306)</w:t>
+              <w:t>GEBOEKT</w:t>
             </w:r>
           </w:p>
         </w:tc>
@@ -1776,7 +671,7 @@
       <w:tr>
         <w:tc>
           <w:tcPr>
-            <w:tcW w:type="dxa" w:w="1474"/>
+            <w:tcW w:type="dxa" w:w="1361"/>
             <w:shd w:val="clear" w:color="auto" w:fill="FFFFFF"/>
           </w:tcPr>
           <w:p>
@@ -1793,7 +688,7 @@
         </w:tc>
         <w:tc>
           <w:tcPr>
-            <w:tcW w:type="dxa" w:w="1134"/>
+            <w:tcW w:type="dxa" w:w="2041"/>
             <w:shd w:val="clear" w:color="auto" w:fill="FFFFFF"/>
           </w:tcPr>
           <w:p>
@@ -1803,13 +698,13 @@
                 <w:color w:val="2C2C2C"/>
                 <w:sz w:val="18"/>
               </w:rPr>
-              <w:t>1 nacht</w:t>
+              <w:t>5 okt – 6 okt (1 n)</w:t>
             </w:r>
           </w:p>
         </w:tc>
         <w:tc>
           <w:tcPr>
-            <w:tcW w:type="dxa" w:w="2721"/>
+            <w:tcW w:type="dxa" w:w="4309"/>
             <w:shd w:val="clear" w:color="auto" w:fill="FFFFFF"/>
           </w:tcPr>
           <w:p>
@@ -1819,13 +714,13 @@
                 <w:color w:val="2C2C2C"/>
                 <w:sz w:val="18"/>
               </w:rPr>
-              <w:t>Sırçalı Hotel — €123</w:t>
+              <w:t>Sırçalı Hotel — İbni Bibi Sk. 3, Meram</w:t>
             </w:r>
           </w:p>
         </w:tc>
         <w:tc>
           <w:tcPr>
-            <w:tcW w:type="dxa" w:w="3855"/>
+            <w:tcW w:type="dxa" w:w="1587"/>
             <w:shd w:val="clear" w:color="auto" w:fill="FFFFFF"/>
           </w:tcPr>
           <w:p>
@@ -1835,7 +730,7 @@
                 <w:color w:val="2C2C2C"/>
                 <w:sz w:val="18"/>
               </w:rPr>
-              <w:t>4,9★ · 2025 geopend · gratis parkeren · WhatsApp-contact</w:t>
+              <w:t>GEBOEKT</w:t>
             </w:r>
           </w:p>
         </w:tc>
@@ -1843,7 +738,7 @@
       <w:tr>
         <w:tc>
           <w:tcPr>
-            <w:tcW w:type="dxa" w:w="1474"/>
+            <w:tcW w:type="dxa" w:w="1361"/>
             <w:shd w:val="clear" w:color="auto" w:fill="EDF3FA"/>
           </w:tcPr>
           <w:p>
@@ -1860,7 +755,7 @@
         </w:tc>
         <w:tc>
           <w:tcPr>
-            <w:tcW w:type="dxa" w:w="1134"/>
+            <w:tcW w:type="dxa" w:w="2041"/>
             <w:shd w:val="clear" w:color="auto" w:fill="EDF3FA"/>
           </w:tcPr>
           <w:p>
@@ -1870,13 +765,13 @@
                 <w:color w:val="2C2C2C"/>
                 <w:sz w:val="18"/>
               </w:rPr>
-              <w:t>2 nachten</w:t>
+              <w:t>6 okt – 8 okt (2 n)</w:t>
             </w:r>
           </w:p>
         </w:tc>
         <w:tc>
           <w:tcPr>
-            <w:tcW w:type="dxa" w:w="2721"/>
+            <w:tcW w:type="dxa" w:w="4309"/>
             <w:shd w:val="clear" w:color="auto" w:fill="EDF3FA"/>
           </w:tcPr>
           <w:p>
@@ -1886,13 +781,13 @@
                 <w:color w:val="2C2C2C"/>
                 <w:sz w:val="18"/>
               </w:rPr>
-              <w:t>Aanbevolen: The Cotton House</w:t>
+              <w:t>Aanbevolen: The Cotton House (5,0★)</w:t>
             </w:r>
           </w:p>
         </w:tc>
         <w:tc>
           <w:tcPr>
-            <w:tcW w:type="dxa" w:w="3855"/>
+            <w:tcW w:type="dxa" w:w="1587"/>
             <w:shd w:val="clear" w:color="auto" w:fill="EDF3FA"/>
           </w:tcPr>
           <w:p>
@@ -1902,7 +797,7 @@
                 <w:color w:val="2C2C2C"/>
                 <w:sz w:val="18"/>
               </w:rPr>
-              <w:t>5,0★ over 369 reviews · familiebedrijf · uitstekend eten</w:t>
+              <w:t>nog boeken</w:t>
             </w:r>
           </w:p>
         </w:tc>
@@ -1910,7 +805,7 @@
       <w:tr>
         <w:tc>
           <w:tcPr>
-            <w:tcW w:type="dxa" w:w="1474"/>
+            <w:tcW w:type="dxa" w:w="1361"/>
             <w:shd w:val="clear" w:color="auto" w:fill="FFFFFF"/>
           </w:tcPr>
           <w:p>
@@ -1921,13 +816,13 @@
                 <w:color w:val="2C2C2C"/>
                 <w:sz w:val="18"/>
               </w:rPr>
-              <w:t>Selçuk</w:t>
+              <w:t>Fethiye</w:t>
             </w:r>
           </w:p>
         </w:tc>
         <w:tc>
           <w:tcPr>
-            <w:tcW w:type="dxa" w:w="1134"/>
+            <w:tcW w:type="dxa" w:w="2041"/>
             <w:shd w:val="clear" w:color="auto" w:fill="FFFFFF"/>
           </w:tcPr>
           <w:p>
@@ -1937,13 +832,13 @@
                 <w:color w:val="2C2C2C"/>
                 <w:sz w:val="18"/>
               </w:rPr>
-              <w:t>1 nacht</w:t>
+              <w:t>8 okt – 11 okt (3 n)</w:t>
             </w:r>
           </w:p>
         </w:tc>
         <w:tc>
           <w:tcPr>
-            <w:tcW w:type="dxa" w:w="2721"/>
+            <w:tcW w:type="dxa" w:w="4309"/>
             <w:shd w:val="clear" w:color="auto" w:fill="FFFFFF"/>
           </w:tcPr>
           <w:p>
@@ -1953,13 +848,13 @@
                 <w:color w:val="2C2C2C"/>
                 <w:sz w:val="18"/>
               </w:rPr>
-              <w:t>Nog te kiezen</w:t>
+              <w:t>Ölüdeniz of Fethiye centrum</w:t>
             </w:r>
           </w:p>
         </w:tc>
         <w:tc>
           <w:tcPr>
-            <w:tcW w:type="dxa" w:w="3855"/>
+            <w:tcW w:type="dxa" w:w="1587"/>
             <w:shd w:val="clear" w:color="auto" w:fill="FFFFFF"/>
           </w:tcPr>
           <w:p>
@@ -1969,7 +864,7 @@
                 <w:color w:val="2C2C2C"/>
                 <w:sz w:val="18"/>
               </w:rPr>
-              <w:t>Agon Ephesus (5,0★) · Ephesus Centrum Hotel (4,6★)</w:t>
+              <w:t>nog boeken</w:t>
             </w:r>
           </w:p>
         </w:tc>
@@ -1977,75 +872,8 @@
       <w:tr>
         <w:tc>
           <w:tcPr>
-            <w:tcW w:type="dxa" w:w="1474"/>
+            <w:tcW w:type="dxa" w:w="1361"/>
             <w:shd w:val="clear" w:color="auto" w:fill="EDF3FA"/>
-          </w:tcPr>
-          <w:p>
-            <w:r>
-              <w:rPr>
-                <w:rFonts w:ascii="Calibri" w:hAnsi="Calibri"/>
-                <w:b/>
-                <w:color w:val="2C2C2C"/>
-                <w:sz w:val="18"/>
-              </w:rPr>
-              <w:t>Ölüdeniz</w:t>
-            </w:r>
-          </w:p>
-        </w:tc>
-        <w:tc>
-          <w:tcPr>
-            <w:tcW w:type="dxa" w:w="1134"/>
-            <w:shd w:val="clear" w:color="auto" w:fill="EDF3FA"/>
-          </w:tcPr>
-          <w:p>
-            <w:r>
-              <w:rPr>
-                <w:rFonts w:ascii="Calibri" w:hAnsi="Calibri"/>
-                <w:color w:val="2C2C2C"/>
-                <w:sz w:val="18"/>
-              </w:rPr>
-              <w:t>2 nachten</w:t>
-            </w:r>
-          </w:p>
-        </w:tc>
-        <w:tc>
-          <w:tcPr>
-            <w:tcW w:type="dxa" w:w="2721"/>
-            <w:shd w:val="clear" w:color="auto" w:fill="EDF3FA"/>
-          </w:tcPr>
-          <w:p>
-            <w:r>
-              <w:rPr>
-                <w:rFonts w:ascii="Calibri" w:hAnsi="Calibri"/>
-                <w:color w:val="2C2C2C"/>
-                <w:sz w:val="18"/>
-              </w:rPr>
-              <w:t>Nog te kiezen</w:t>
-            </w:r>
-          </w:p>
-        </w:tc>
-        <w:tc>
-          <w:tcPr>
-            <w:tcW w:type="dxa" w:w="3855"/>
-            <w:shd w:val="clear" w:color="auto" w:fill="EDF3FA"/>
-          </w:tcPr>
-          <w:p>
-            <w:r>
-              <w:rPr>
-                <w:rFonts w:ascii="Calibri" w:hAnsi="Calibri"/>
-                <w:color w:val="2C2C2C"/>
-                <w:sz w:val="18"/>
-              </w:rPr>
-              <w:t>Tonoz Beach Hotel · Belcekiz Beach Club</w:t>
-            </w:r>
-          </w:p>
-        </w:tc>
-      </w:tr>
-      <w:tr>
-        <w:tc>
-          <w:tcPr>
-            <w:tcW w:type="dxa" w:w="1474"/>
-            <w:shd w:val="clear" w:color="auto" w:fill="FFFFFF"/>
           </w:tcPr>
           <w:p>
             <w:r>
@@ -2061,7 +889,74 @@
         </w:tc>
         <w:tc>
           <w:tcPr>
-            <w:tcW w:type="dxa" w:w="1134"/>
+            <w:tcW w:type="dxa" w:w="2041"/>
+            <w:shd w:val="clear" w:color="auto" w:fill="EDF3FA"/>
+          </w:tcPr>
+          <w:p>
+            <w:r>
+              <w:rPr>
+                <w:rFonts w:ascii="Calibri" w:hAnsi="Calibri"/>
+                <w:color w:val="2C2C2C"/>
+                <w:sz w:val="18"/>
+              </w:rPr>
+              <w:t>11 okt – 12 okt (1 n)</w:t>
+            </w:r>
+          </w:p>
+        </w:tc>
+        <w:tc>
+          <w:tcPr>
+            <w:tcW w:type="dxa" w:w="4309"/>
+            <w:shd w:val="clear" w:color="auto" w:fill="EDF3FA"/>
+          </w:tcPr>
+          <w:p>
+            <w:r>
+              <w:rPr>
+                <w:rFonts w:ascii="Calibri" w:hAnsi="Calibri"/>
+                <w:color w:val="2C2C2C"/>
+                <w:sz w:val="18"/>
+              </w:rPr>
+              <w:t>Melisa Boutique Hotel &amp; Spa (4,8★)</w:t>
+            </w:r>
+          </w:p>
+        </w:tc>
+        <w:tc>
+          <w:tcPr>
+            <w:tcW w:type="dxa" w:w="1587"/>
+            <w:shd w:val="clear" w:color="auto" w:fill="EDF3FA"/>
+          </w:tcPr>
+          <w:p>
+            <w:r>
+              <w:rPr>
+                <w:rFonts w:ascii="Calibri" w:hAnsi="Calibri"/>
+                <w:color w:val="2C2C2C"/>
+                <w:sz w:val="18"/>
+              </w:rPr>
+              <w:t>nog boeken</w:t>
+            </w:r>
+          </w:p>
+        </w:tc>
+      </w:tr>
+      <w:tr>
+        <w:tc>
+          <w:tcPr>
+            <w:tcW w:type="dxa" w:w="1361"/>
+            <w:shd w:val="clear" w:color="auto" w:fill="FFFFFF"/>
+          </w:tcPr>
+          <w:p>
+            <w:r>
+              <w:rPr>
+                <w:rFonts w:ascii="Calibri" w:hAnsi="Calibri"/>
+                <w:b/>
+                <w:color w:val="2C2C2C"/>
+                <w:sz w:val="18"/>
+              </w:rPr>
+              <w:t>Antalya</w:t>
+            </w:r>
+          </w:p>
+        </w:tc>
+        <w:tc>
+          <w:tcPr>
+            <w:tcW w:type="dxa" w:w="2041"/>
             <w:shd w:val="clear" w:color="auto" w:fill="FFFFFF"/>
           </w:tcPr>
           <w:p>
@@ -2071,13 +966,13 @@
                 <w:color w:val="2C2C2C"/>
                 <w:sz w:val="18"/>
               </w:rPr>
-              <w:t>1 nacht</w:t>
+              <w:t>12 okt – 13 okt (1 n)</w:t>
             </w:r>
           </w:p>
         </w:tc>
         <w:tc>
           <w:tcPr>
-            <w:tcW w:type="dxa" w:w="2721"/>
+            <w:tcW w:type="dxa" w:w="4309"/>
             <w:shd w:val="clear" w:color="auto" w:fill="FFFFFF"/>
           </w:tcPr>
           <w:p>
@@ -2087,13 +982,13 @@
                 <w:color w:val="2C2C2C"/>
                 <w:sz w:val="18"/>
               </w:rPr>
-              <w:t>Nog te kiezen</w:t>
+              <w:t>Kaleiçi, dicht bij het vliegveld</w:t>
             </w:r>
           </w:p>
         </w:tc>
         <w:tc>
           <w:tcPr>
-            <w:tcW w:type="dxa" w:w="3855"/>
+            <w:tcW w:type="dxa" w:w="1587"/>
             <w:shd w:val="clear" w:color="auto" w:fill="FFFFFF"/>
           </w:tcPr>
           <w:p>
@@ -2103,7 +998,7 @@
                 <w:color w:val="2C2C2C"/>
                 <w:sz w:val="18"/>
               </w:rPr>
-              <w:t>Melisa Boutique Hotel &amp; Spa (4,8★) · Mandalina Luxury Suites</w:t>
+              <w:t>nog boeken</w:t>
             </w:r>
           </w:p>
         </w:tc>
@@ -2111,14 +1006,1221 @@
     </w:tbl>
     <w:p>
       <w:pPr>
-        <w:spacing w:before="280" w:after="120"/>
+        <w:spacing w:after="80"/>
+      </w:pPr>
+      <w:r>
+        <w:rPr>
+          <w:rFonts w:ascii="Calibri" w:hAnsi="Calibri"/>
+          <w:b/>
+          <w:color w:val="2E6DA4"/>
+          <w:sz w:val="18"/>
+        </w:rPr>
+        <w:t>Selçuk / Efeze is geschrapt om meer rust aan het einde te hebben.</w:t>
+      </w:r>
+    </w:p>
+    <w:p>
+      <w:pPr>
+        <w:spacing w:after="200"/>
+      </w:pPr>
+      <w:r>
+        <w:rPr>
+          <w:rFonts w:ascii="Calibri" w:hAnsi="Calibri"/>
+          <w:b/>
+          <w:color w:val="B03020"/>
+          <w:sz w:val="19"/>
+        </w:rPr>
+        <w:t>Overweeg de laatste nacht in Antalya te slapen in plaats van Kaş — met een vlucht om 13:05 is 3 uur rijden op de ochtend zelf krap.</w:t>
+      </w:r>
+    </w:p>
+    <w:p>
+      <w:r>
+        <w:br w:type="page"/>
+      </w:r>
+    </w:p>
+    <w:p>
+      <w:pPr>
+        <w:spacing w:before="0" w:after="120"/>
       </w:pPr>
       <w:r>
         <w:rPr>
           <w:rFonts w:ascii="Calibri" w:hAnsi="Calibri"/>
           <w:b/>
           <w:color w:val="1A3A5C"/>
-          <w:sz w:val="26"/>
+          <w:sz w:val="30"/>
+        </w:rPr>
+        <w:t>DAGPLANNING</w:t>
+      </w:r>
+    </w:p>
+    <w:tbl>
+      <w:tblPr>
+        <w:tblStyle w:val="TableGrid"/>
+        <w:tblW w:type="auto" w:w="0"/>
+        <w:tblLook w:firstColumn="1" w:firstRow="1" w:lastColumn="0" w:lastRow="0" w:noHBand="0" w:noVBand="1" w:val="04A0"/>
+      </w:tblPr>
+      <w:tblGrid>
+        <w:gridCol w:w="2493"/>
+        <w:gridCol w:w="2493"/>
+        <w:gridCol w:w="2493"/>
+        <w:gridCol w:w="2493"/>
+      </w:tblGrid>
+      <w:tr>
+        <w:tc>
+          <w:tcPr>
+            <w:tcW w:type="dxa" w:w="624"/>
+            <w:shd w:val="clear" w:color="auto" w:fill="1A3A5C"/>
+          </w:tcPr>
+          <w:p>
+            <w:r>
+              <w:rPr>
+                <w:rFonts w:ascii="Calibri" w:hAnsi="Calibri"/>
+                <w:b/>
+                <w:color w:val="FFFFFF"/>
+                <w:sz w:val="19"/>
+              </w:rPr>
+              <w:t>Dag</w:t>
+            </w:r>
+          </w:p>
+        </w:tc>
+        <w:tc>
+          <w:tcPr>
+            <w:tcW w:type="dxa" w:w="1304"/>
+            <w:shd w:val="clear" w:color="auto" w:fill="1A3A5C"/>
+          </w:tcPr>
+          <w:p>
+            <w:r>
+              <w:rPr>
+                <w:rFonts w:ascii="Calibri" w:hAnsi="Calibri"/>
+                <w:b/>
+                <w:color w:val="FFFFFF"/>
+                <w:sz w:val="19"/>
+              </w:rPr>
+              <w:t>Datum</w:t>
+            </w:r>
+          </w:p>
+        </w:tc>
+        <w:tc>
+          <w:tcPr>
+            <w:tcW w:type="dxa" w:w="5443"/>
+            <w:shd w:val="clear" w:color="auto" w:fill="1A3A5C"/>
+          </w:tcPr>
+          <w:p>
+            <w:r>
+              <w:rPr>
+                <w:rFonts w:ascii="Calibri" w:hAnsi="Calibri"/>
+                <w:b/>
+                <w:color w:val="FFFFFF"/>
+                <w:sz w:val="19"/>
+              </w:rPr>
+              <w:t>Programma</w:t>
+            </w:r>
+          </w:p>
+        </w:tc>
+        <w:tc>
+          <w:tcPr>
+            <w:tcW w:type="dxa" w:w="1474"/>
+            <w:shd w:val="clear" w:color="auto" w:fill="1A3A5C"/>
+          </w:tcPr>
+          <w:p>
+            <w:r>
+              <w:rPr>
+                <w:rFonts w:ascii="Calibri" w:hAnsi="Calibri"/>
+                <w:b/>
+                <w:color w:val="FFFFFF"/>
+                <w:sz w:val="19"/>
+              </w:rPr>
+              <w:t>Slapen</w:t>
+            </w:r>
+          </w:p>
+        </w:tc>
+      </w:tr>
+      <w:tr>
+        <w:tc>
+          <w:tcPr>
+            <w:tcW w:type="dxa" w:w="624"/>
+            <w:shd w:val="clear" w:color="auto" w:fill="FFF4E6"/>
+          </w:tcPr>
+          <w:p>
+            <w:r>
+              <w:rPr>
+                <w:rFonts w:ascii="Calibri" w:hAnsi="Calibri"/>
+                <w:b/>
+                <w:color w:val="2C2C2C"/>
+                <w:sz w:val="18"/>
+              </w:rPr>
+              <w:t>1</w:t>
+            </w:r>
+          </w:p>
+        </w:tc>
+        <w:tc>
+          <w:tcPr>
+            <w:tcW w:type="dxa" w:w="1304"/>
+            <w:shd w:val="clear" w:color="auto" w:fill="FFF4E6"/>
+          </w:tcPr>
+          <w:p>
+            <w:r>
+              <w:rPr>
+                <w:rFonts w:ascii="Calibri" w:hAnsi="Calibri"/>
+                <w:color w:val="2C2C2C"/>
+                <w:sz w:val="18"/>
+              </w:rPr>
+              <w:t>ma 28 sep</w:t>
+            </w:r>
+          </w:p>
+        </w:tc>
+        <w:tc>
+          <w:tcPr>
+            <w:tcW w:type="dxa" w:w="5443"/>
+            <w:shd w:val="clear" w:color="auto" w:fill="FFF4E6"/>
+          </w:tcPr>
+          <w:p>
+            <w:r>
+              <w:rPr>
+                <w:rFonts w:ascii="Calibri" w:hAnsi="Calibri"/>
+                <w:color w:val="2C2C2C"/>
+                <w:sz w:val="18"/>
+              </w:rPr>
+              <w:t>Vlucht 11:15 Amsterdam → Istanbul, landing 15:45. Naar hotel Sultanahmet (ca. 1 uur). Avondwandeling Sultanahmet-plein.</w:t>
+            </w:r>
+          </w:p>
+        </w:tc>
+        <w:tc>
+          <w:tcPr>
+            <w:tcW w:type="dxa" w:w="1474"/>
+            <w:shd w:val="clear" w:color="auto" w:fill="FFF4E6"/>
+          </w:tcPr>
+          <w:p>
+            <w:r>
+              <w:rPr>
+                <w:rFonts w:ascii="Calibri" w:hAnsi="Calibri"/>
+                <w:color w:val="2C2C2C"/>
+                <w:sz w:val="18"/>
+              </w:rPr>
+              <w:t>Istanbul</w:t>
+            </w:r>
+          </w:p>
+        </w:tc>
+      </w:tr>
+      <w:tr>
+        <w:tc>
+          <w:tcPr>
+            <w:tcW w:type="dxa" w:w="624"/>
+            <w:shd w:val="clear" w:color="auto" w:fill="EDF3FA"/>
+          </w:tcPr>
+          <w:p>
+            <w:r>
+              <w:rPr>
+                <w:rFonts w:ascii="Calibri" w:hAnsi="Calibri"/>
+                <w:b/>
+                <w:color w:val="2C2C2C"/>
+                <w:sz w:val="18"/>
+              </w:rPr>
+              <w:t>2</w:t>
+            </w:r>
+          </w:p>
+        </w:tc>
+        <w:tc>
+          <w:tcPr>
+            <w:tcW w:type="dxa" w:w="1304"/>
+            <w:shd w:val="clear" w:color="auto" w:fill="EDF3FA"/>
+          </w:tcPr>
+          <w:p>
+            <w:r>
+              <w:rPr>
+                <w:rFonts w:ascii="Calibri" w:hAnsi="Calibri"/>
+                <w:color w:val="2C2C2C"/>
+                <w:sz w:val="18"/>
+              </w:rPr>
+              <w:t>di 29 sep</w:t>
+            </w:r>
+          </w:p>
+        </w:tc>
+        <w:tc>
+          <w:tcPr>
+            <w:tcW w:type="dxa" w:w="5443"/>
+            <w:shd w:val="clear" w:color="auto" w:fill="EDF3FA"/>
+          </w:tcPr>
+          <w:p>
+            <w:r>
+              <w:rPr>
+                <w:rFonts w:ascii="Calibri" w:hAnsi="Calibri"/>
+                <w:color w:val="2C2C2C"/>
+                <w:sz w:val="18"/>
+              </w:rPr>
+              <w:t>Hagia Sophia (vroeg), Blauwe Moskee, Basilica Cisterne, Topkapi Paleis.</w:t>
+            </w:r>
+          </w:p>
+        </w:tc>
+        <w:tc>
+          <w:tcPr>
+            <w:tcW w:type="dxa" w:w="1474"/>
+            <w:shd w:val="clear" w:color="auto" w:fill="EDF3FA"/>
+          </w:tcPr>
+          <w:p>
+            <w:r>
+              <w:rPr>
+                <w:rFonts w:ascii="Calibri" w:hAnsi="Calibri"/>
+                <w:color w:val="2C2C2C"/>
+                <w:sz w:val="18"/>
+              </w:rPr>
+              <w:t>Istanbul</w:t>
+            </w:r>
+          </w:p>
+        </w:tc>
+      </w:tr>
+      <w:tr>
+        <w:tc>
+          <w:tcPr>
+            <w:tcW w:type="dxa" w:w="624"/>
+            <w:shd w:val="clear" w:color="auto" w:fill="FFFFFF"/>
+          </w:tcPr>
+          <w:p>
+            <w:r>
+              <w:rPr>
+                <w:rFonts w:ascii="Calibri" w:hAnsi="Calibri"/>
+                <w:b/>
+                <w:color w:val="2C2C2C"/>
+                <w:sz w:val="18"/>
+              </w:rPr>
+              <w:t>3</w:t>
+            </w:r>
+          </w:p>
+        </w:tc>
+        <w:tc>
+          <w:tcPr>
+            <w:tcW w:type="dxa" w:w="1304"/>
+            <w:shd w:val="clear" w:color="auto" w:fill="FFFFFF"/>
+          </w:tcPr>
+          <w:p>
+            <w:r>
+              <w:rPr>
+                <w:rFonts w:ascii="Calibri" w:hAnsi="Calibri"/>
+                <w:color w:val="2C2C2C"/>
+                <w:sz w:val="18"/>
+              </w:rPr>
+              <w:t>wo 30 sep</w:t>
+            </w:r>
+          </w:p>
+        </w:tc>
+        <w:tc>
+          <w:tcPr>
+            <w:tcW w:type="dxa" w:w="5443"/>
+            <w:shd w:val="clear" w:color="auto" w:fill="FFFFFF"/>
+          </w:tcPr>
+          <w:p>
+            <w:r>
+              <w:rPr>
+                <w:rFonts w:ascii="Calibri" w:hAnsi="Calibri"/>
+                <w:color w:val="2C2C2C"/>
+                <w:sz w:val="18"/>
+              </w:rPr>
+              <w:t>Grand Bazaar, Spice Bazaar, Bosporus-cruise. Avond Galata-brug.</w:t>
+            </w:r>
+          </w:p>
+        </w:tc>
+        <w:tc>
+          <w:tcPr>
+            <w:tcW w:type="dxa" w:w="1474"/>
+            <w:shd w:val="clear" w:color="auto" w:fill="FFFFFF"/>
+          </w:tcPr>
+          <w:p>
+            <w:r>
+              <w:rPr>
+                <w:rFonts w:ascii="Calibri" w:hAnsi="Calibri"/>
+                <w:color w:val="2C2C2C"/>
+                <w:sz w:val="18"/>
+              </w:rPr>
+              <w:t>Istanbul</w:t>
+            </w:r>
+          </w:p>
+        </w:tc>
+      </w:tr>
+      <w:tr>
+        <w:tc>
+          <w:tcPr>
+            <w:tcW w:type="dxa" w:w="624"/>
+            <w:shd w:val="clear" w:color="auto" w:fill="EDF3FA"/>
+          </w:tcPr>
+          <w:p>
+            <w:r>
+              <w:rPr>
+                <w:rFonts w:ascii="Calibri" w:hAnsi="Calibri"/>
+                <w:b/>
+                <w:color w:val="2C2C2C"/>
+                <w:sz w:val="18"/>
+              </w:rPr>
+              <w:t>4</w:t>
+            </w:r>
+          </w:p>
+        </w:tc>
+        <w:tc>
+          <w:tcPr>
+            <w:tcW w:type="dxa" w:w="1304"/>
+            <w:shd w:val="clear" w:color="auto" w:fill="EDF3FA"/>
+          </w:tcPr>
+          <w:p>
+            <w:r>
+              <w:rPr>
+                <w:rFonts w:ascii="Calibri" w:hAnsi="Calibri"/>
+                <w:color w:val="2C2C2C"/>
+                <w:sz w:val="18"/>
+              </w:rPr>
+              <w:t>do 1 okt</w:t>
+            </w:r>
+          </w:p>
+        </w:tc>
+        <w:tc>
+          <w:tcPr>
+            <w:tcW w:type="dxa" w:w="5443"/>
+            <w:shd w:val="clear" w:color="auto" w:fill="EDF3FA"/>
+          </w:tcPr>
+          <w:p>
+            <w:r>
+              <w:rPr>
+                <w:rFonts w:ascii="Calibri" w:hAnsi="Calibri"/>
+                <w:color w:val="2C2C2C"/>
+                <w:sz w:val="18"/>
+              </w:rPr>
+              <w:t>Wijk Balat, Galata-toren, Beyoğlu. Hamam. Rustige dag.</w:t>
+            </w:r>
+          </w:p>
+        </w:tc>
+        <w:tc>
+          <w:tcPr>
+            <w:tcW w:type="dxa" w:w="1474"/>
+            <w:shd w:val="clear" w:color="auto" w:fill="EDF3FA"/>
+          </w:tcPr>
+          <w:p>
+            <w:r>
+              <w:rPr>
+                <w:rFonts w:ascii="Calibri" w:hAnsi="Calibri"/>
+                <w:color w:val="2C2C2C"/>
+                <w:sz w:val="18"/>
+              </w:rPr>
+              <w:t>Istanbul</w:t>
+            </w:r>
+          </w:p>
+        </w:tc>
+      </w:tr>
+      <w:tr>
+        <w:tc>
+          <w:tcPr>
+            <w:tcW w:type="dxa" w:w="624"/>
+            <w:shd w:val="clear" w:color="auto" w:fill="FFF4E6"/>
+          </w:tcPr>
+          <w:p>
+            <w:r>
+              <w:rPr>
+                <w:rFonts w:ascii="Calibri" w:hAnsi="Calibri"/>
+                <w:b/>
+                <w:color w:val="2C2C2C"/>
+                <w:sz w:val="18"/>
+              </w:rPr>
+              <w:t>5</w:t>
+            </w:r>
+          </w:p>
+        </w:tc>
+        <w:tc>
+          <w:tcPr>
+            <w:tcW w:type="dxa" w:w="1304"/>
+            <w:shd w:val="clear" w:color="auto" w:fill="FFF4E6"/>
+          </w:tcPr>
+          <w:p>
+            <w:r>
+              <w:rPr>
+                <w:rFonts w:ascii="Calibri" w:hAnsi="Calibri"/>
+                <w:color w:val="2C2C2C"/>
+                <w:sz w:val="18"/>
+              </w:rPr>
+              <w:t>vr 2 okt</w:t>
+            </w:r>
+          </w:p>
+        </w:tc>
+        <w:tc>
+          <w:tcPr>
+            <w:tcW w:type="dxa" w:w="5443"/>
+            <w:shd w:val="clear" w:color="auto" w:fill="FFF4E6"/>
+          </w:tcPr>
+          <w:p>
+            <w:r>
+              <w:rPr>
+                <w:rFonts w:ascii="Calibri" w:hAnsi="Calibri"/>
+                <w:color w:val="2C2C2C"/>
+                <w:sz w:val="18"/>
+              </w:rPr>
+              <w:t>Uitchecken 12:00, naar IST. Vlucht 13:05 → Kayseri 14:25. Auto ophalen, 1 uur rijden naar Göreme. Avond in het dorp.</w:t>
+            </w:r>
+          </w:p>
+        </w:tc>
+        <w:tc>
+          <w:tcPr>
+            <w:tcW w:type="dxa" w:w="1474"/>
+            <w:shd w:val="clear" w:color="auto" w:fill="FFF4E6"/>
+          </w:tcPr>
+          <w:p>
+            <w:r>
+              <w:rPr>
+                <w:rFonts w:ascii="Calibri" w:hAnsi="Calibri"/>
+                <w:color w:val="2C2C2C"/>
+                <w:sz w:val="18"/>
+              </w:rPr>
+              <w:t>Göreme</w:t>
+            </w:r>
+          </w:p>
+        </w:tc>
+      </w:tr>
+      <w:tr>
+        <w:tc>
+          <w:tcPr>
+            <w:tcW w:type="dxa" w:w="624"/>
+            <w:shd w:val="clear" w:color="auto" w:fill="FFF4E6"/>
+          </w:tcPr>
+          <w:p>
+            <w:r>
+              <w:rPr>
+                <w:rFonts w:ascii="Calibri" w:hAnsi="Calibri"/>
+                <w:b/>
+                <w:color w:val="2C2C2C"/>
+                <w:sz w:val="18"/>
+              </w:rPr>
+              <w:t>6</w:t>
+            </w:r>
+          </w:p>
+        </w:tc>
+        <w:tc>
+          <w:tcPr>
+            <w:tcW w:type="dxa" w:w="1304"/>
+            <w:shd w:val="clear" w:color="auto" w:fill="FFF4E6"/>
+          </w:tcPr>
+          <w:p>
+            <w:r>
+              <w:rPr>
+                <w:rFonts w:ascii="Calibri" w:hAnsi="Calibri"/>
+                <w:color w:val="2C2C2C"/>
+                <w:sz w:val="18"/>
+              </w:rPr>
+              <w:t>za 3 okt</w:t>
+            </w:r>
+          </w:p>
+        </w:tc>
+        <w:tc>
+          <w:tcPr>
+            <w:tcW w:type="dxa" w:w="5443"/>
+            <w:shd w:val="clear" w:color="auto" w:fill="FFF4E6"/>
+          </w:tcPr>
+          <w:p>
+            <w:r>
+              <w:rPr>
+                <w:rFonts w:ascii="Calibri" w:hAnsi="Calibri"/>
+                <w:color w:val="2C2C2C"/>
+                <w:sz w:val="18"/>
+              </w:rPr>
+              <w:t>LUCHTBALLON bij zonsopgang (Voyager Balloons). Middag Göreme Openluchtmuseum. Zonsondergang Uçhisar.</w:t>
+            </w:r>
+          </w:p>
+        </w:tc>
+        <w:tc>
+          <w:tcPr>
+            <w:tcW w:type="dxa" w:w="1474"/>
+            <w:shd w:val="clear" w:color="auto" w:fill="FFF4E6"/>
+          </w:tcPr>
+          <w:p>
+            <w:r>
+              <w:rPr>
+                <w:rFonts w:ascii="Calibri" w:hAnsi="Calibri"/>
+                <w:color w:val="2C2C2C"/>
+                <w:sz w:val="18"/>
+              </w:rPr>
+              <w:t>Göreme</w:t>
+            </w:r>
+          </w:p>
+        </w:tc>
+      </w:tr>
+      <w:tr>
+        <w:tc>
+          <w:tcPr>
+            <w:tcW w:type="dxa" w:w="624"/>
+            <w:shd w:val="clear" w:color="auto" w:fill="FFFFFF"/>
+          </w:tcPr>
+          <w:p>
+            <w:r>
+              <w:rPr>
+                <w:rFonts w:ascii="Calibri" w:hAnsi="Calibri"/>
+                <w:b/>
+                <w:color w:val="2C2C2C"/>
+                <w:sz w:val="18"/>
+              </w:rPr>
+              <w:t>7</w:t>
+            </w:r>
+          </w:p>
+        </w:tc>
+        <w:tc>
+          <w:tcPr>
+            <w:tcW w:type="dxa" w:w="1304"/>
+            <w:shd w:val="clear" w:color="auto" w:fill="FFFFFF"/>
+          </w:tcPr>
+          <w:p>
+            <w:r>
+              <w:rPr>
+                <w:rFonts w:ascii="Calibri" w:hAnsi="Calibri"/>
+                <w:color w:val="2C2C2C"/>
+                <w:sz w:val="18"/>
+              </w:rPr>
+              <w:t>zo 4 okt</w:t>
+            </w:r>
+          </w:p>
+        </w:tc>
+        <w:tc>
+          <w:tcPr>
+            <w:tcW w:type="dxa" w:w="5443"/>
+            <w:shd w:val="clear" w:color="auto" w:fill="FFFFFF"/>
+          </w:tcPr>
+          <w:p>
+            <w:r>
+              <w:rPr>
+                <w:rFonts w:ascii="Calibri" w:hAnsi="Calibri"/>
+                <w:color w:val="2C2C2C"/>
+                <w:sz w:val="18"/>
+              </w:rPr>
+              <w:t>Ondergrondse stad Derinkuyu of Kaymaklı. Pasabag, Devrent Vallei. Reservedag ballon.</w:t>
+            </w:r>
+          </w:p>
+        </w:tc>
+        <w:tc>
+          <w:tcPr>
+            <w:tcW w:type="dxa" w:w="1474"/>
+            <w:shd w:val="clear" w:color="auto" w:fill="FFFFFF"/>
+          </w:tcPr>
+          <w:p>
+            <w:r>
+              <w:rPr>
+                <w:rFonts w:ascii="Calibri" w:hAnsi="Calibri"/>
+                <w:color w:val="2C2C2C"/>
+                <w:sz w:val="18"/>
+              </w:rPr>
+              <w:t>Göreme</w:t>
+            </w:r>
+          </w:p>
+        </w:tc>
+      </w:tr>
+      <w:tr>
+        <w:tc>
+          <w:tcPr>
+            <w:tcW w:type="dxa" w:w="624"/>
+            <w:shd w:val="clear" w:color="auto" w:fill="EDF3FA"/>
+          </w:tcPr>
+          <w:p>
+            <w:r>
+              <w:rPr>
+                <w:rFonts w:ascii="Calibri" w:hAnsi="Calibri"/>
+                <w:b/>
+                <w:color w:val="2C2C2C"/>
+                <w:sz w:val="18"/>
+              </w:rPr>
+              <w:t>8</w:t>
+            </w:r>
+          </w:p>
+        </w:tc>
+        <w:tc>
+          <w:tcPr>
+            <w:tcW w:type="dxa" w:w="1304"/>
+            <w:shd w:val="clear" w:color="auto" w:fill="EDF3FA"/>
+          </w:tcPr>
+          <w:p>
+            <w:r>
+              <w:rPr>
+                <w:rFonts w:ascii="Calibri" w:hAnsi="Calibri"/>
+                <w:color w:val="2C2C2C"/>
+                <w:sz w:val="18"/>
+              </w:rPr>
+              <w:t>ma 5 okt</w:t>
+            </w:r>
+          </w:p>
+        </w:tc>
+        <w:tc>
+          <w:tcPr>
+            <w:tcW w:type="dxa" w:w="5443"/>
+            <w:shd w:val="clear" w:color="auto" w:fill="EDF3FA"/>
+          </w:tcPr>
+          <w:p>
+            <w:r>
+              <w:rPr>
+                <w:rFonts w:ascii="Calibri" w:hAnsi="Calibri"/>
+                <w:color w:val="2C2C2C"/>
+                <w:sz w:val="18"/>
+              </w:rPr>
+              <w:t>Uitchecken 10:00–11:00. Rijden naar Konya (3,5 u). Mevlana Museum, bazaar.</w:t>
+            </w:r>
+          </w:p>
+        </w:tc>
+        <w:tc>
+          <w:tcPr>
+            <w:tcW w:type="dxa" w:w="1474"/>
+            <w:shd w:val="clear" w:color="auto" w:fill="EDF3FA"/>
+          </w:tcPr>
+          <w:p>
+            <w:r>
+              <w:rPr>
+                <w:rFonts w:ascii="Calibri" w:hAnsi="Calibri"/>
+                <w:color w:val="2C2C2C"/>
+                <w:sz w:val="18"/>
+              </w:rPr>
+              <w:t>Konya</w:t>
+            </w:r>
+          </w:p>
+        </w:tc>
+      </w:tr>
+      <w:tr>
+        <w:tc>
+          <w:tcPr>
+            <w:tcW w:type="dxa" w:w="624"/>
+            <w:shd w:val="clear" w:color="auto" w:fill="FFF4E6"/>
+          </w:tcPr>
+          <w:p>
+            <w:r>
+              <w:rPr>
+                <w:rFonts w:ascii="Calibri" w:hAnsi="Calibri"/>
+                <w:b/>
+                <w:color w:val="2C2C2C"/>
+                <w:sz w:val="18"/>
+              </w:rPr>
+              <w:t>9</w:t>
+            </w:r>
+          </w:p>
+        </w:tc>
+        <w:tc>
+          <w:tcPr>
+            <w:tcW w:type="dxa" w:w="1304"/>
+            <w:shd w:val="clear" w:color="auto" w:fill="FFF4E6"/>
+          </w:tcPr>
+          <w:p>
+            <w:r>
+              <w:rPr>
+                <w:rFonts w:ascii="Calibri" w:hAnsi="Calibri"/>
+                <w:color w:val="2C2C2C"/>
+                <w:sz w:val="18"/>
+              </w:rPr>
+              <w:t>di 6 okt</w:t>
+            </w:r>
+          </w:p>
+        </w:tc>
+        <w:tc>
+          <w:tcPr>
+            <w:tcW w:type="dxa" w:w="5443"/>
+            <w:shd w:val="clear" w:color="auto" w:fill="FFF4E6"/>
+          </w:tcPr>
+          <w:p>
+            <w:r>
+              <w:rPr>
+                <w:rFonts w:ascii="Calibri" w:hAnsi="Calibri"/>
+                <w:color w:val="2C2C2C"/>
+                <w:sz w:val="18"/>
+              </w:rPr>
+              <w:t>LANGE RIJDAG: Konya → Pamukkale, 4,5 à 5 uur. Vroeg vertrekken, lunchstop onderweg.</w:t>
+            </w:r>
+          </w:p>
+        </w:tc>
+        <w:tc>
+          <w:tcPr>
+            <w:tcW w:type="dxa" w:w="1474"/>
+            <w:shd w:val="clear" w:color="auto" w:fill="FFF4E6"/>
+          </w:tcPr>
+          <w:p>
+            <w:r>
+              <w:rPr>
+                <w:rFonts w:ascii="Calibri" w:hAnsi="Calibri"/>
+                <w:color w:val="2C2C2C"/>
+                <w:sz w:val="18"/>
+              </w:rPr>
+              <w:t>Pamukkale</w:t>
+            </w:r>
+          </w:p>
+        </w:tc>
+      </w:tr>
+      <w:tr>
+        <w:tc>
+          <w:tcPr>
+            <w:tcW w:type="dxa" w:w="624"/>
+            <w:shd w:val="clear" w:color="auto" w:fill="EDF3FA"/>
+          </w:tcPr>
+          <w:p>
+            <w:r>
+              <w:rPr>
+                <w:rFonts w:ascii="Calibri" w:hAnsi="Calibri"/>
+                <w:b/>
+                <w:color w:val="2C2C2C"/>
+                <w:sz w:val="18"/>
+              </w:rPr>
+              <w:t>10</w:t>
+            </w:r>
+          </w:p>
+        </w:tc>
+        <w:tc>
+          <w:tcPr>
+            <w:tcW w:type="dxa" w:w="1304"/>
+            <w:shd w:val="clear" w:color="auto" w:fill="EDF3FA"/>
+          </w:tcPr>
+          <w:p>
+            <w:r>
+              <w:rPr>
+                <w:rFonts w:ascii="Calibri" w:hAnsi="Calibri"/>
+                <w:color w:val="2C2C2C"/>
+                <w:sz w:val="18"/>
+              </w:rPr>
+              <w:t>wo 7 okt</w:t>
+            </w:r>
+          </w:p>
+        </w:tc>
+        <w:tc>
+          <w:tcPr>
+            <w:tcW w:type="dxa" w:w="5443"/>
+            <w:shd w:val="clear" w:color="auto" w:fill="EDF3FA"/>
+          </w:tcPr>
+          <w:p>
+            <w:r>
+              <w:rPr>
+                <w:rFonts w:ascii="Calibri" w:hAnsi="Calibri"/>
+                <w:color w:val="2C2C2C"/>
+                <w:sz w:val="18"/>
+              </w:rPr>
+              <w:t>Travertijnen bij zonsondergang, Hierapolis, Cleopatra's Pool (thermaal zwemmen).</w:t>
+            </w:r>
+          </w:p>
+        </w:tc>
+        <w:tc>
+          <w:tcPr>
+            <w:tcW w:type="dxa" w:w="1474"/>
+            <w:shd w:val="clear" w:color="auto" w:fill="EDF3FA"/>
+          </w:tcPr>
+          <w:p>
+            <w:r>
+              <w:rPr>
+                <w:rFonts w:ascii="Calibri" w:hAnsi="Calibri"/>
+                <w:color w:val="2C2C2C"/>
+                <w:sz w:val="18"/>
+              </w:rPr>
+              <w:t>Pamukkale</w:t>
+            </w:r>
+          </w:p>
+        </w:tc>
+      </w:tr>
+      <w:tr>
+        <w:tc>
+          <w:tcPr>
+            <w:tcW w:type="dxa" w:w="624"/>
+            <w:shd w:val="clear" w:color="auto" w:fill="FFFFFF"/>
+          </w:tcPr>
+          <w:p>
+            <w:r>
+              <w:rPr>
+                <w:rFonts w:ascii="Calibri" w:hAnsi="Calibri"/>
+                <w:b/>
+                <w:color w:val="2C2C2C"/>
+                <w:sz w:val="18"/>
+              </w:rPr>
+              <w:t>11</w:t>
+            </w:r>
+          </w:p>
+        </w:tc>
+        <w:tc>
+          <w:tcPr>
+            <w:tcW w:type="dxa" w:w="1304"/>
+            <w:shd w:val="clear" w:color="auto" w:fill="FFFFFF"/>
+          </w:tcPr>
+          <w:p>
+            <w:r>
+              <w:rPr>
+                <w:rFonts w:ascii="Calibri" w:hAnsi="Calibri"/>
+                <w:color w:val="2C2C2C"/>
+                <w:sz w:val="18"/>
+              </w:rPr>
+              <w:t>do 8 okt</w:t>
+            </w:r>
+          </w:p>
+        </w:tc>
+        <w:tc>
+          <w:tcPr>
+            <w:tcW w:type="dxa" w:w="5443"/>
+            <w:shd w:val="clear" w:color="auto" w:fill="FFFFFF"/>
+          </w:tcPr>
+          <w:p>
+            <w:r>
+              <w:rPr>
+                <w:rFonts w:ascii="Calibri" w:hAnsi="Calibri"/>
+                <w:color w:val="2C2C2C"/>
+                <w:sz w:val="18"/>
+              </w:rPr>
+              <w:t>Rijden naar Fethiye / Ölüdeniz (ca. 4 uur). Middag strand Ölüdeniz, Blue Lagoon.</w:t>
+            </w:r>
+          </w:p>
+        </w:tc>
+        <w:tc>
+          <w:tcPr>
+            <w:tcW w:type="dxa" w:w="1474"/>
+            <w:shd w:val="clear" w:color="auto" w:fill="FFFFFF"/>
+          </w:tcPr>
+          <w:p>
+            <w:r>
+              <w:rPr>
+                <w:rFonts w:ascii="Calibri" w:hAnsi="Calibri"/>
+                <w:color w:val="2C2C2C"/>
+                <w:sz w:val="18"/>
+              </w:rPr>
+              <w:t>Fethiye</w:t>
+            </w:r>
+          </w:p>
+        </w:tc>
+      </w:tr>
+      <w:tr>
+        <w:tc>
+          <w:tcPr>
+            <w:tcW w:type="dxa" w:w="624"/>
+            <w:shd w:val="clear" w:color="auto" w:fill="EDF3FA"/>
+          </w:tcPr>
+          <w:p>
+            <w:r>
+              <w:rPr>
+                <w:rFonts w:ascii="Calibri" w:hAnsi="Calibri"/>
+                <w:b/>
+                <w:color w:val="2C2C2C"/>
+                <w:sz w:val="18"/>
+              </w:rPr>
+              <w:t>12</w:t>
+            </w:r>
+          </w:p>
+        </w:tc>
+        <w:tc>
+          <w:tcPr>
+            <w:tcW w:type="dxa" w:w="1304"/>
+            <w:shd w:val="clear" w:color="auto" w:fill="EDF3FA"/>
+          </w:tcPr>
+          <w:p>
+            <w:r>
+              <w:rPr>
+                <w:rFonts w:ascii="Calibri" w:hAnsi="Calibri"/>
+                <w:color w:val="2C2C2C"/>
+                <w:sz w:val="18"/>
+              </w:rPr>
+              <w:t>vr 9 okt</w:t>
+            </w:r>
+          </w:p>
+        </w:tc>
+        <w:tc>
+          <w:tcPr>
+            <w:tcW w:type="dxa" w:w="5443"/>
+            <w:shd w:val="clear" w:color="auto" w:fill="EDF3FA"/>
+          </w:tcPr>
+          <w:p>
+            <w:r>
+              <w:rPr>
+                <w:rFonts w:ascii="Calibri" w:hAnsi="Calibri"/>
+                <w:color w:val="2C2C2C"/>
+                <w:sz w:val="18"/>
+              </w:rPr>
+              <w:t>SAKLIKENT KANYON (45 min rijden). Zelf te doen: entree bij de poort, tubing en modderbad ter plekke boeken. Waterschoenen mee! Lunch op de terrassen boven het water.</w:t>
+            </w:r>
+          </w:p>
+        </w:tc>
+        <w:tc>
+          <w:tcPr>
+            <w:tcW w:type="dxa" w:w="1474"/>
+            <w:shd w:val="clear" w:color="auto" w:fill="EDF3FA"/>
+          </w:tcPr>
+          <w:p>
+            <w:r>
+              <w:rPr>
+                <w:rFonts w:ascii="Calibri" w:hAnsi="Calibri"/>
+                <w:color w:val="2C2C2C"/>
+                <w:sz w:val="18"/>
+              </w:rPr>
+              <w:t>Fethiye</w:t>
+            </w:r>
+          </w:p>
+        </w:tc>
+      </w:tr>
+      <w:tr>
+        <w:tc>
+          <w:tcPr>
+            <w:tcW w:type="dxa" w:w="624"/>
+            <w:shd w:val="clear" w:color="auto" w:fill="FFFFFF"/>
+          </w:tcPr>
+          <w:p>
+            <w:r>
+              <w:rPr>
+                <w:rFonts w:ascii="Calibri" w:hAnsi="Calibri"/>
+                <w:b/>
+                <w:color w:val="2C2C2C"/>
+                <w:sz w:val="18"/>
+              </w:rPr>
+              <w:t>13</w:t>
+            </w:r>
+          </w:p>
+        </w:tc>
+        <w:tc>
+          <w:tcPr>
+            <w:tcW w:type="dxa" w:w="1304"/>
+            <w:shd w:val="clear" w:color="auto" w:fill="FFFFFF"/>
+          </w:tcPr>
+          <w:p>
+            <w:r>
+              <w:rPr>
+                <w:rFonts w:ascii="Calibri" w:hAnsi="Calibri"/>
+                <w:color w:val="2C2C2C"/>
+                <w:sz w:val="18"/>
+              </w:rPr>
+              <w:t>za 10 okt</w:t>
+            </w:r>
+          </w:p>
+        </w:tc>
+        <w:tc>
+          <w:tcPr>
+            <w:tcW w:type="dxa" w:w="5443"/>
+            <w:shd w:val="clear" w:color="auto" w:fill="FFFFFF"/>
+          </w:tcPr>
+          <w:p>
+            <w:r>
+              <w:rPr>
+                <w:rFonts w:ascii="Calibri" w:hAnsi="Calibri"/>
+                <w:color w:val="2C2C2C"/>
+                <w:sz w:val="18"/>
+              </w:rPr>
+              <w:t>12 Eilanden-boottocht vanuit Fethiye (hele dag, ca. €25 p.p.) OF paragliden van Babadağ. Avond Fethiye nachtmarkt.</w:t>
+            </w:r>
+          </w:p>
+        </w:tc>
+        <w:tc>
+          <w:tcPr>
+            <w:tcW w:type="dxa" w:w="1474"/>
+            <w:shd w:val="clear" w:color="auto" w:fill="FFFFFF"/>
+          </w:tcPr>
+          <w:p>
+            <w:r>
+              <w:rPr>
+                <w:rFonts w:ascii="Calibri" w:hAnsi="Calibri"/>
+                <w:color w:val="2C2C2C"/>
+                <w:sz w:val="18"/>
+              </w:rPr>
+              <w:t>Fethiye</w:t>
+            </w:r>
+          </w:p>
+        </w:tc>
+      </w:tr>
+      <w:tr>
+        <w:tc>
+          <w:tcPr>
+            <w:tcW w:type="dxa" w:w="624"/>
+            <w:shd w:val="clear" w:color="auto" w:fill="EDF3FA"/>
+          </w:tcPr>
+          <w:p>
+            <w:r>
+              <w:rPr>
+                <w:rFonts w:ascii="Calibri" w:hAnsi="Calibri"/>
+                <w:b/>
+                <w:color w:val="2C2C2C"/>
+                <w:sz w:val="18"/>
+              </w:rPr>
+              <w:t>14</w:t>
+            </w:r>
+          </w:p>
+        </w:tc>
+        <w:tc>
+          <w:tcPr>
+            <w:tcW w:type="dxa" w:w="1304"/>
+            <w:shd w:val="clear" w:color="auto" w:fill="EDF3FA"/>
+          </w:tcPr>
+          <w:p>
+            <w:r>
+              <w:rPr>
+                <w:rFonts w:ascii="Calibri" w:hAnsi="Calibri"/>
+                <w:color w:val="2C2C2C"/>
+                <w:sz w:val="18"/>
+              </w:rPr>
+              <w:t>zo 11 okt</w:t>
+            </w:r>
+          </w:p>
+        </w:tc>
+        <w:tc>
+          <w:tcPr>
+            <w:tcW w:type="dxa" w:w="5443"/>
+            <w:shd w:val="clear" w:color="auto" w:fill="EDF3FA"/>
+          </w:tcPr>
+          <w:p>
+            <w:r>
+              <w:rPr>
+                <w:rFonts w:ascii="Calibri" w:hAnsi="Calibri"/>
+                <w:color w:val="2C2C2C"/>
+                <w:sz w:val="18"/>
+              </w:rPr>
+              <w:t>Rijden naar Kaş (2,5 u, mooie kustweg). Snorkelen, Lycische rotsgraven, terrasjes.</w:t>
+            </w:r>
+          </w:p>
+        </w:tc>
+        <w:tc>
+          <w:tcPr>
+            <w:tcW w:type="dxa" w:w="1474"/>
+            <w:shd w:val="clear" w:color="auto" w:fill="EDF3FA"/>
+          </w:tcPr>
+          <w:p>
+            <w:r>
+              <w:rPr>
+                <w:rFonts w:ascii="Calibri" w:hAnsi="Calibri"/>
+                <w:color w:val="2C2C2C"/>
+                <w:sz w:val="18"/>
+              </w:rPr>
+              <w:t>Kaş</w:t>
+            </w:r>
+          </w:p>
+        </w:tc>
+      </w:tr>
+      <w:tr>
+        <w:tc>
+          <w:tcPr>
+            <w:tcW w:type="dxa" w:w="624"/>
+            <w:shd w:val="clear" w:color="auto" w:fill="FFFFFF"/>
+          </w:tcPr>
+          <w:p>
+            <w:r>
+              <w:rPr>
+                <w:rFonts w:ascii="Calibri" w:hAnsi="Calibri"/>
+                <w:b/>
+                <w:color w:val="2C2C2C"/>
+                <w:sz w:val="18"/>
+              </w:rPr>
+              <w:t>15</w:t>
+            </w:r>
+          </w:p>
+        </w:tc>
+        <w:tc>
+          <w:tcPr>
+            <w:tcW w:type="dxa" w:w="1304"/>
+            <w:shd w:val="clear" w:color="auto" w:fill="FFFFFF"/>
+          </w:tcPr>
+          <w:p>
+            <w:r>
+              <w:rPr>
+                <w:rFonts w:ascii="Calibri" w:hAnsi="Calibri"/>
+                <w:color w:val="2C2C2C"/>
+                <w:sz w:val="18"/>
+              </w:rPr>
+              <w:t>ma 12 okt</w:t>
+            </w:r>
+          </w:p>
+        </w:tc>
+        <w:tc>
+          <w:tcPr>
+            <w:tcW w:type="dxa" w:w="5443"/>
+            <w:shd w:val="clear" w:color="auto" w:fill="FFFFFF"/>
+          </w:tcPr>
+          <w:p>
+            <w:r>
+              <w:rPr>
+                <w:rFonts w:ascii="Calibri" w:hAnsi="Calibri"/>
+                <w:color w:val="2C2C2C"/>
+                <w:sz w:val="18"/>
+              </w:rPr>
+              <w:t>Kekova boottocht (gezonken stad, halve dag). Middag rijden naar Antalya (3 u). Avond Kaleiçi.</w:t>
+            </w:r>
+          </w:p>
+        </w:tc>
+        <w:tc>
+          <w:tcPr>
+            <w:tcW w:type="dxa" w:w="1474"/>
+            <w:shd w:val="clear" w:color="auto" w:fill="FFFFFF"/>
+          </w:tcPr>
+          <w:p>
+            <w:r>
+              <w:rPr>
+                <w:rFonts w:ascii="Calibri" w:hAnsi="Calibri"/>
+                <w:color w:val="2C2C2C"/>
+                <w:sz w:val="18"/>
+              </w:rPr>
+              <w:t>Antalya</w:t>
+            </w:r>
+          </w:p>
+        </w:tc>
+      </w:tr>
+      <w:tr>
+        <w:tc>
+          <w:tcPr>
+            <w:tcW w:type="dxa" w:w="624"/>
+            <w:shd w:val="clear" w:color="auto" w:fill="FFF4E6"/>
+          </w:tcPr>
+          <w:p>
+            <w:r>
+              <w:rPr>
+                <w:rFonts w:ascii="Calibri" w:hAnsi="Calibri"/>
+                <w:b/>
+                <w:color w:val="2C2C2C"/>
+                <w:sz w:val="18"/>
+              </w:rPr>
+              <w:t>16</w:t>
+            </w:r>
+          </w:p>
+        </w:tc>
+        <w:tc>
+          <w:tcPr>
+            <w:tcW w:type="dxa" w:w="1304"/>
+            <w:shd w:val="clear" w:color="auto" w:fill="FFF4E6"/>
+          </w:tcPr>
+          <w:p>
+            <w:r>
+              <w:rPr>
+                <w:rFonts w:ascii="Calibri" w:hAnsi="Calibri"/>
+                <w:color w:val="2C2C2C"/>
+                <w:sz w:val="18"/>
+              </w:rPr>
+              <w:t>di 13 okt</w:t>
+            </w:r>
+          </w:p>
+        </w:tc>
+        <w:tc>
+          <w:tcPr>
+            <w:tcW w:type="dxa" w:w="5443"/>
+            <w:shd w:val="clear" w:color="auto" w:fill="FFF4E6"/>
+          </w:tcPr>
+          <w:p>
+            <w:r>
+              <w:rPr>
+                <w:rFonts w:ascii="Calibri" w:hAnsi="Calibri"/>
+                <w:color w:val="2C2C2C"/>
+                <w:sz w:val="18"/>
+              </w:rPr>
+              <w:t>Ochtend Kaleiçi of rustig ontbijt. Auto inleveren bij AYT. Vlucht 13:05 → Amsterdam 16:35.</w:t>
+            </w:r>
+          </w:p>
+        </w:tc>
+        <w:tc>
+          <w:tcPr>
+            <w:tcW w:type="dxa" w:w="1474"/>
+            <w:shd w:val="clear" w:color="auto" w:fill="FFF4E6"/>
+          </w:tcPr>
+          <w:p>
+            <w:r>
+              <w:rPr>
+                <w:rFonts w:ascii="Calibri" w:hAnsi="Calibri"/>
+                <w:color w:val="2C2C2C"/>
+                <w:sz w:val="18"/>
+              </w:rPr>
+              <w:t>—</w:t>
+            </w:r>
+          </w:p>
+        </w:tc>
+      </w:tr>
+    </w:tbl>
+    <w:p>
+      <w:r>
+        <w:br w:type="page"/>
+      </w:r>
+    </w:p>
+    <w:p>
+      <w:pPr>
+        <w:spacing w:before="0" w:after="120"/>
+      </w:pPr>
+      <w:r>
+        <w:rPr>
+          <w:rFonts w:ascii="Calibri" w:hAnsi="Calibri"/>
+          <w:b/>
+          <w:color w:val="1A3A5C"/>
+          <w:sz w:val="30"/>
         </w:rPr>
         <w:t>HUURAUTO</w:t>
       </w:r>
@@ -2134,7 +2236,7 @@
           <w:color w:val="2C2C2C"/>
           <w:sz w:val="20"/>
         </w:rPr>
-        <w:t>Ophalen: Kayseri Erkilet (ASR) — vrijdag 2 oktober</w:t>
+        <w:t>Ophalen: Kayseri Erkilet (ASR), vrijdag 2 oktober vanaf ca. 15:00</w:t>
       </w:r>
     </w:p>
     <w:p>
@@ -2148,7 +2250,7 @@
           <w:color w:val="2C2C2C"/>
           <w:sz w:val="20"/>
         </w:rPr>
-        <w:t>Inleveren: Antalya Airport (AYT) — dinsdag 13 oktober</w:t>
+        <w:t>Inleveren: Antalya Airport (AYT), dinsdag 13 oktober vóór 11:00</w:t>
       </w:r>
     </w:p>
     <w:p>
@@ -2162,7 +2264,7 @@
           <w:color w:val="2C2C2C"/>
           <w:sz w:val="20"/>
         </w:rPr>
-        <w:t>Totale afstand: circa 1.750–1.800 km (kilometerlimiet 2.650 is ruim voldoende)</w:t>
+        <w:t>Afstand: circa 1.750 km — kilometerlimiet van 2.650 is ruim voldoende</w:t>
       </w:r>
     </w:p>
     <w:p>
@@ -2176,7 +2278,7 @@
           <w:color w:val="2C2C2C"/>
           <w:sz w:val="20"/>
         </w:rPr>
-        <w:t>Auto: Hyundai i20 — voldoende voor 2 personen; bagage kan ook op de achterbank</w:t>
+        <w:t>Hyundai i20 volstaat; bagage kan deels op de achterbank</w:t>
       </w:r>
     </w:p>
     <w:p>
@@ -2190,7 +2292,7 @@
           <w:color w:val="2C2C2C"/>
           <w:sz w:val="20"/>
         </w:rPr>
-        <w:t>Verhuurder: Sunny Cars aanbevolen (all-in, geen eigen risico, NL klantenservice)</w:t>
+        <w:t>Sunny Cars aanbevolen: all-in, geen eigen risico, Nederlandse klantenservice</w:t>
       </w:r>
     </w:p>
     <w:p>
@@ -2204,7 +2306,7 @@
           <w:color w:val="2C2C2C"/>
           <w:sz w:val="20"/>
         </w:rPr>
-        <w:t>CHECKEN: automaat of handbak · one-way fee · dekking banden, glas en onderkant</w:t>
+        <w:t>Controleren: automaat of handbak · one-way fee · dekking van banden, glas en onderkant</w:t>
       </w:r>
     </w:p>
     <w:p>
@@ -2216,7 +2318,105 @@
           <w:rFonts w:ascii="Calibri" w:hAnsi="Calibri"/>
           <w:b/>
           <w:color w:val="1A3A5C"/>
-          <w:sz w:val="26"/>
+          <w:sz w:val="30"/>
+        </w:rPr>
+        <w:t>SAKLIKENT KANYON — ZELF DOEN</w:t>
+      </w:r>
+    </w:p>
+    <w:p>
+      <w:pPr>
+        <w:pStyle w:val="ListBullet"/>
+        <w:spacing w:after="40"/>
+      </w:pPr>
+      <w:r>
+        <w:rPr>
+          <w:rFonts w:ascii="Calibri" w:hAnsi="Calibri"/>
+          <w:color w:val="2C2C2C"/>
+          <w:sz w:val="20"/>
+        </w:rPr>
+        <w:t>Ligt op 45 minuten van Fethiye, prima zelf te bereiken met de auto</w:t>
+      </w:r>
+    </w:p>
+    <w:p>
+      <w:pPr>
+        <w:pStyle w:val="ListBullet"/>
+        <w:spacing w:after="40"/>
+      </w:pPr>
+      <w:r>
+        <w:rPr>
+          <w:rFonts w:ascii="Calibri" w:hAnsi="Calibri"/>
+          <w:color w:val="2C2C2C"/>
+          <w:sz w:val="20"/>
+        </w:rPr>
+        <w:t>Een safaritour voegt niets toe als je een eigen auto hebt</w:t>
+      </w:r>
+    </w:p>
+    <w:p>
+      <w:pPr>
+        <w:pStyle w:val="ListBullet"/>
+        <w:spacing w:after="40"/>
+      </w:pPr>
+      <w:r>
+        <w:rPr>
+          <w:rFonts w:ascii="Calibri" w:hAnsi="Calibri"/>
+          <w:color w:val="2C2C2C"/>
+          <w:sz w:val="20"/>
+        </w:rPr>
+        <w:t>Entree bij de poort; tubing, ziplijnen en modderbad los ter plekke te boeken</w:t>
+      </w:r>
+    </w:p>
+    <w:p>
+      <w:pPr>
+        <w:pStyle w:val="ListBullet"/>
+        <w:spacing w:after="40"/>
+      </w:pPr>
+      <w:r>
+        <w:rPr>
+          <w:rFonts w:ascii="Calibri" w:hAnsi="Calibri"/>
+          <w:color w:val="2C2C2C"/>
+          <w:sz w:val="20"/>
+        </w:rPr>
+        <w:t>Bij de ingang moet je door stromend water waden over gladde stenen — waterschoenen of stevige sandalen meenemen, geen slippers</w:t>
+      </w:r>
+    </w:p>
+    <w:p>
+      <w:pPr>
+        <w:pStyle w:val="ListBullet"/>
+        <w:spacing w:after="40"/>
+      </w:pPr>
+      <w:r>
+        <w:rPr>
+          <w:rFonts w:ascii="Calibri" w:hAnsi="Calibri"/>
+          <w:color w:val="2C2C2C"/>
+          <w:sz w:val="20"/>
+        </w:rPr>
+        <w:t>In oktober staat het water laag, dus makkelijker dan in het voorjaar</w:t>
+      </w:r>
+    </w:p>
+    <w:p>
+      <w:pPr>
+        <w:pStyle w:val="ListBullet"/>
+        <w:spacing w:after="40"/>
+      </w:pPr>
+      <w:r>
+        <w:rPr>
+          <w:rFonts w:ascii="Calibri" w:hAnsi="Calibri"/>
+          <w:color w:val="2C2C2C"/>
+          <w:sz w:val="20"/>
+        </w:rPr>
+        <w:t>De hangmatten en zitkussens boven het water zijn de restaurantterrassen bij de ingang — gewoon binnenlopen</w:t>
+      </w:r>
+    </w:p>
+    <w:p>
+      <w:pPr>
+        <w:spacing w:before="280" w:after="120"/>
+      </w:pPr>
+      <w:r>
+        <w:rPr>
+          <w:rFonts w:ascii="Calibri" w:hAnsi="Calibri"/>
+          <w:b/>
+          <w:color w:val="1A3A5C"/>
+          <w:sz w:val="30"/>
         </w:rPr>
         <w:t>NOG TE REGELEN</w:t>
       </w:r>
@@ -2232,7 +2432,7 @@
           <w:color w:val="2C2C2C"/>
           <w:sz w:val="20"/>
         </w:rPr>
-        <w:t>Hotels boeken — vraag per WhatsApp naar bedlengte (partner is 1,93 m; vraag minimaal 200 cm)</w:t>
+        <w:t>Hotels Pamukkale, Fethiye, Kaş en Antalya boeken</w:t>
       </w:r>
     </w:p>
     <w:p>
@@ -2246,7 +2446,7 @@
           <w:color w:val="2C2C2C"/>
           <w:sz w:val="20"/>
         </w:rPr>
-        <w:t>Luchtballon via Cappadocia Voyager Balloons (voyagerballoons.com) — te boeken via hotel Mosaic</w:t>
+        <w:t>Luchtballon via Voyager Balloons — te boeken via Mosaic Cave Hotel</w:t>
       </w:r>
     </w:p>
     <w:p>
@@ -2260,7 +2460,21 @@
           <w:color w:val="2C2C2C"/>
           <w:sz w:val="20"/>
         </w:rPr>
-        <w:t>Huurauto boeken — offertes vergelijken Sunny Cars / AutoEurope / Europcar</w:t>
+        <w:t>Huurauto boeken (Sunny Cars / AutoEurope / Europcar vergelijken)</w:t>
+      </w:r>
+    </w:p>
+    <w:p>
+      <w:pPr>
+        <w:pStyle w:val="ListBullet"/>
+        <w:spacing w:after="40"/>
+      </w:pPr>
+      <w:r>
+        <w:rPr>
+          <w:rFonts w:ascii="Calibri" w:hAnsi="Calibri"/>
+          <w:color w:val="2C2C2C"/>
+          <w:sz w:val="20"/>
+        </w:rPr>
+        <w:t>Bedlengte navragen per WhatsApp bij elk hotel — partner is 1,93 m, vraag om minimaal 200 cm</w:t>
       </w:r>
     </w:p>
     <w:p>
@@ -2288,7 +2502,7 @@
           <w:color w:val="2C2C2C"/>
           <w:sz w:val="20"/>
         </w:rPr>
-        <w:t>Efeze-tickets online kopen (€40 p.p.) om wachtrij te vermijden</w:t>
+        <w:t>Sema-ceremonie (derwisjen) in Göreme — via het hotel reserveren bij aankomst</w:t>
       </w:r>
     </w:p>
     <w:p>
@@ -2302,21 +2516,7 @@
           <w:color w:val="2C2C2C"/>
           <w:sz w:val="20"/>
         </w:rPr>
-        <w:t>Sema-ceremonie (dansende derwisjen) in Göreme — via hotel reserveren bij aankomst</w:t>
-      </w:r>
-    </w:p>
-    <w:p>
-      <w:pPr>
-        <w:pStyle w:val="ListBullet"/>
-        <w:spacing w:after="40"/>
-      </w:pPr>
-      <w:r>
-        <w:rPr>
-          <w:rFonts w:ascii="Calibri" w:hAnsi="Calibri"/>
-          <w:color w:val="2C2C2C"/>
-          <w:sz w:val="20"/>
-        </w:rPr>
-        <w:t>Kekova boottocht in Kaş — lokaal boeken (€15–20 p.p.)</w:t>
+        <w:t>12 Eilanden-boottocht Fethiye en Kekova-tocht Kaş: lokaal boeken</w:t>
       </w:r>
     </w:p>
     <w:p>
@@ -2328,7 +2528,7 @@
           <w:rFonts w:ascii="Calibri" w:hAnsi="Calibri"/>
           <w:b/>
           <w:color w:val="1A3A5C"/>
-          <w:sz w:val="26"/>
+          <w:sz w:val="30"/>
         </w:rPr>
         <w:t>AANDACHTSPUNTEN</w:t>
       </w:r>
@@ -2344,7 +2544,7 @@
           <w:color w:val="2C2C2C"/>
           <w:sz w:val="20"/>
         </w:rPr>
-        <w:t>Ballonvaart staat op zaterdag 3 okt; zondag en maandagochtend zijn reservedagen bij slecht weer</w:t>
+        <w:t>Terugvlucht is om 13:05, niet in de avond — plan de laatste dag daarop</w:t>
       </w:r>
     </w:p>
     <w:p>
@@ -2358,7 +2558,7 @@
           <w:color w:val="2C2C2C"/>
           <w:sz w:val="20"/>
         </w:rPr>
-        <w:t>Dag 12 (vr 9 okt) nog open: overnachten in Selçuk of doorrijden naar Ölüdeniz — dit bepaalt of Kaş 1 of 2 nachten wordt</w:t>
+        <w:t>Ballonvaart staat op zaterdag 3 okt; zondag en maandagochtend zijn reservedagen</w:t>
       </w:r>
     </w:p>
     <w:p>
@@ -2386,7 +2586,7 @@
           <w:color w:val="2C2C2C"/>
           <w:sz w:val="20"/>
         </w:rPr>
-        <w:t>Kaş → Antalya is een bochtige kustweg: reken 3 uur, vertrek in de ochtend</w:t>
+        <w:t>Uitchecken Mosaic Cave is al om 10:00–11:00, dus dat wordt vanzelf een vroege start</w:t>
       </w:r>
     </w:p>
     <w:p>
@@ -2400,7 +2600,7 @@
           <w:color w:val="2C2C2C"/>
           <w:sz w:val="20"/>
         </w:rPr>
-        <w:t>Derwisjen in Konya zijn alleen op zaterdag; jullie zijn er maandag — vandaar Göreme als alternatief</w:t>
+        <w:t>Derwisjen in Konya zijn alleen op zaterdag; jullie zijn er maandag — vandaar Göreme</w:t>
       </w:r>
     </w:p>
     <w:p/>
